--- a/Sonuç Rp..docx
+++ b/Sonuç Rp..docx
@@ -252,16 +252,15 @@
           <w:u w:val="single"/>
           <w:lang w:val="tr-TR"/>
         </w:rPr>
-        <w:t>Takım Nu</w:t>
-      </w:r>
-      <w:proofErr w:type="gramStart"/>
+        <w:t>Takım Nu.</w:t>
+      </w:r>
       <w:r>
         <w:rPr>
           <w:rFonts w:ascii="Times New Roman" w:hAnsi="Times New Roman"/>
           <w:u w:val="single"/>
           <w:lang w:val="tr-TR"/>
         </w:rPr>
-        <w:t>.</w:t>
+        <w:t>;</w:t>
       </w:r>
       <w:r>
         <w:rPr>
@@ -269,61 +268,32 @@
           <w:u w:val="single"/>
           <w:lang w:val="tr-TR"/>
         </w:rPr>
-        <w:t>;</w:t>
-      </w:r>
-      <w:proofErr w:type="gramEnd"/>
+        <w:t xml:space="preserve"> Öğc. </w:t>
+      </w:r>
       <w:r>
         <w:rPr>
           <w:rFonts w:ascii="Times New Roman" w:hAnsi="Times New Roman"/>
           <w:u w:val="single"/>
           <w:lang w:val="tr-TR"/>
         </w:rPr>
-        <w:t xml:space="preserve"> </w:t>
-      </w:r>
-      <w:proofErr w:type="spellStart"/>
+        <w:t>Nu</w:t>
+      </w:r>
       <w:r>
         <w:rPr>
           <w:rFonts w:ascii="Times New Roman" w:hAnsi="Times New Roman"/>
           <w:u w:val="single"/>
           <w:lang w:val="tr-TR"/>
         </w:rPr>
-        <w:t>Öğc</w:t>
-      </w:r>
-      <w:proofErr w:type="spellEnd"/>
+        <w:t>.</w:t>
+      </w:r>
       <w:r>
         <w:rPr>
           <w:rFonts w:ascii="Times New Roman" w:hAnsi="Times New Roman"/>
           <w:u w:val="single"/>
           <w:lang w:val="tr-TR"/>
         </w:rPr>
-        <w:t xml:space="preserve">. </w:t>
-      </w:r>
-      <w:r>
-        <w:rPr>
-          <w:rFonts w:ascii="Times New Roman" w:hAnsi="Times New Roman"/>
-          <w:u w:val="single"/>
-          <w:lang w:val="tr-TR"/>
-        </w:rPr>
-        <w:t>Nu</w:t>
-      </w:r>
-      <w:proofErr w:type="gramStart"/>
-      <w:r>
-        <w:rPr>
-          <w:rFonts w:ascii="Times New Roman" w:hAnsi="Times New Roman"/>
-          <w:u w:val="single"/>
-          <w:lang w:val="tr-TR"/>
-        </w:rPr>
-        <w:t>.</w:t>
-      </w:r>
-      <w:r>
-        <w:rPr>
-          <w:rFonts w:ascii="Times New Roman" w:hAnsi="Times New Roman"/>
-          <w:u w:val="single"/>
-          <w:lang w:val="tr-TR"/>
-        </w:rPr>
         <w:t>;</w:t>
       </w:r>
-      <w:proofErr w:type="gramEnd"/>
       <w:r>
         <w:rPr>
           <w:rFonts w:ascii="Times New Roman" w:hAnsi="Times New Roman"/>
@@ -379,7 +349,6 @@
         </w:rPr>
         <w:t>d</w:t>
       </w:r>
-      <w:proofErr w:type="gramStart"/>
       <w:r>
         <w:rPr>
           <w:rFonts w:ascii="Times New Roman" w:hAnsi="Times New Roman"/>
@@ -390,7 +359,6 @@
         </w:rPr>
         <w:t>....</w:t>
       </w:r>
-      <w:proofErr w:type="gramEnd"/>
       <w:r>
         <w:rPr>
           <w:rFonts w:ascii="Times New Roman" w:hAnsi="Times New Roman"/>
@@ -401,7 +369,6 @@
         </w:rPr>
         <w:t xml:space="preserve"> </w:t>
       </w:r>
-      <w:proofErr w:type="spellStart"/>
       <w:r>
         <w:rPr>
           <w:rFonts w:ascii="Times New Roman" w:hAnsi="Times New Roman"/>
@@ -412,8 +379,6 @@
         </w:rPr>
         <w:t>Soyad</w:t>
       </w:r>
-      <w:proofErr w:type="spellEnd"/>
-      <w:proofErr w:type="gramStart"/>
       <w:r>
         <w:rPr>
           <w:rFonts w:ascii="Times New Roman" w:hAnsi="Times New Roman"/>
@@ -424,7 +389,6 @@
         </w:rPr>
         <w:t>....</w:t>
       </w:r>
-      <w:proofErr w:type="gramEnd"/>
     </w:p>
     <w:p>
       <w:pPr>
@@ -492,7 +456,6 @@
         </w:rPr>
         <w:t>d</w:t>
       </w:r>
-      <w:proofErr w:type="gramStart"/>
       <w:r>
         <w:rPr>
           <w:rFonts w:ascii="Times New Roman" w:hAnsi="Times New Roman"/>
@@ -501,9 +464,8 @@
           <w:szCs w:val="28"/>
           <w:lang w:val="tr-TR"/>
         </w:rPr>
-        <w:t>....</w:t>
-      </w:r>
-      <w:proofErr w:type="gramEnd"/>
+        <w:t xml:space="preserve">.... </w:t>
+      </w:r>
       <w:r>
         <w:rPr>
           <w:rFonts w:ascii="Times New Roman" w:hAnsi="Times New Roman"/>
@@ -512,9 +474,8 @@
           <w:szCs w:val="28"/>
           <w:lang w:val="tr-TR"/>
         </w:rPr>
-        <w:t xml:space="preserve"> </w:t>
-      </w:r>
-      <w:proofErr w:type="spellStart"/>
+        <w:t>Soyad</w:t>
+      </w:r>
       <w:r>
         <w:rPr>
           <w:rFonts w:ascii="Times New Roman" w:hAnsi="Times New Roman"/>
@@ -523,21 +484,8 @@
           <w:szCs w:val="28"/>
           <w:lang w:val="tr-TR"/>
         </w:rPr>
-        <w:t>Soyad</w:t>
-      </w:r>
-      <w:proofErr w:type="spellEnd"/>
-      <w:proofErr w:type="gramStart"/>
-      <w:r>
-        <w:rPr>
-          <w:rFonts w:ascii="Times New Roman" w:hAnsi="Times New Roman"/>
-          <w:b w:val="0"/>
-          <w:sz w:val="28"/>
-          <w:szCs w:val="28"/>
-          <w:lang w:val="tr-TR"/>
-        </w:rPr>
         <w:t>....</w:t>
       </w:r>
-      <w:proofErr w:type="gramEnd"/>
     </w:p>
     <w:p>
       <w:pPr>
@@ -605,7 +553,6 @@
         </w:rPr>
         <w:t>d</w:t>
       </w:r>
-      <w:proofErr w:type="gramStart"/>
       <w:r>
         <w:rPr>
           <w:rFonts w:ascii="Times New Roman" w:hAnsi="Times New Roman"/>
@@ -614,9 +561,8 @@
           <w:szCs w:val="28"/>
           <w:lang w:val="tr-TR"/>
         </w:rPr>
-        <w:t>....</w:t>
-      </w:r>
-      <w:proofErr w:type="gramEnd"/>
+        <w:t xml:space="preserve">.... </w:t>
+      </w:r>
       <w:r>
         <w:rPr>
           <w:rFonts w:ascii="Times New Roman" w:hAnsi="Times New Roman"/>
@@ -625,9 +571,8 @@
           <w:szCs w:val="28"/>
           <w:lang w:val="tr-TR"/>
         </w:rPr>
-        <w:t xml:space="preserve"> </w:t>
-      </w:r>
-      <w:proofErr w:type="spellStart"/>
+        <w:t>Soyad</w:t>
+      </w:r>
       <w:r>
         <w:rPr>
           <w:rFonts w:ascii="Times New Roman" w:hAnsi="Times New Roman"/>
@@ -636,21 +581,8 @@
           <w:szCs w:val="28"/>
           <w:lang w:val="tr-TR"/>
         </w:rPr>
-        <w:t>Soyad</w:t>
-      </w:r>
-      <w:proofErr w:type="spellEnd"/>
-      <w:proofErr w:type="gramStart"/>
-      <w:r>
-        <w:rPr>
-          <w:rFonts w:ascii="Times New Roman" w:hAnsi="Times New Roman"/>
-          <w:b w:val="0"/>
-          <w:sz w:val="28"/>
-          <w:szCs w:val="28"/>
-          <w:lang w:val="tr-TR"/>
-        </w:rPr>
         <w:t>....</w:t>
       </w:r>
-      <w:proofErr w:type="gramEnd"/>
     </w:p>
     <w:p>
       <w:pPr>
@@ -738,7 +670,6 @@
         </w:rPr>
         <w:t>d</w:t>
       </w:r>
-      <w:proofErr w:type="gramStart"/>
       <w:r>
         <w:rPr>
           <w:rFonts w:ascii="Times New Roman" w:hAnsi="Times New Roman"/>
@@ -747,9 +678,8 @@
           <w:szCs w:val="28"/>
           <w:lang w:val="tr-TR"/>
         </w:rPr>
-        <w:t>....</w:t>
-      </w:r>
-      <w:proofErr w:type="gramEnd"/>
+        <w:t xml:space="preserve">.... </w:t>
+      </w:r>
       <w:r>
         <w:rPr>
           <w:rFonts w:ascii="Times New Roman" w:hAnsi="Times New Roman"/>
@@ -758,9 +688,8 @@
           <w:szCs w:val="28"/>
           <w:lang w:val="tr-TR"/>
         </w:rPr>
-        <w:t xml:space="preserve"> </w:t>
-      </w:r>
-      <w:proofErr w:type="spellStart"/>
+        <w:t>Soyad</w:t>
+      </w:r>
       <w:r>
         <w:rPr>
           <w:rFonts w:ascii="Times New Roman" w:hAnsi="Times New Roman"/>
@@ -769,11 +698,14 @@
           <w:szCs w:val="28"/>
           <w:lang w:val="tr-TR"/>
         </w:rPr>
-        <w:t>Soyad</w:t>
-      </w:r>
-      <w:proofErr w:type="spellEnd"/>
-      <w:proofErr w:type="gramStart"/>
-      <w:r>
+        <w:t>....</w:t>
+      </w:r>
+    </w:p>
+    <w:p>
+      <w:pPr>
+        <w:pStyle w:val="TOCEntry"/>
+        <w:spacing w:before="0" w:line="240" w:lineRule="auto"/>
+        <w:ind w:left="720"/>
         <w:rPr>
           <w:rFonts w:ascii="Times New Roman" w:hAnsi="Times New Roman"/>
           <w:b w:val="0"/>
@@ -781,22 +713,6 @@
           <w:szCs w:val="28"/>
           <w:lang w:val="tr-TR"/>
         </w:rPr>
-        <w:t>....</w:t>
-      </w:r>
-      <w:proofErr w:type="gramEnd"/>
-    </w:p>
-    <w:p>
-      <w:pPr>
-        <w:pStyle w:val="TOCEntry"/>
-        <w:spacing w:before="0" w:line="240" w:lineRule="auto"/>
-        <w:ind w:left="720"/>
-        <w:rPr>
-          <w:rFonts w:ascii="Times New Roman" w:hAnsi="Times New Roman"/>
-          <w:b w:val="0"/>
-          <w:sz w:val="28"/>
-          <w:szCs w:val="28"/>
-          <w:lang w:val="tr-TR"/>
-        </w:rPr>
       </w:pPr>
     </w:p>
     <w:p>
@@ -881,8 +797,6 @@
         </w:rPr>
         <w:t>X</w:t>
       </w:r>
-      <w:bookmarkStart w:id="2" w:name="_GoBack"/>
-      <w:bookmarkEnd w:id="2"/>
     </w:p>
     <w:p>
       <w:pPr>
@@ -952,7 +866,7 @@
           <w:szCs w:val="28"/>
         </w:rPr>
       </w:pPr>
-      <w:bookmarkStart w:id="3" w:name="_Toc220588678"/>
+      <w:bookmarkStart w:id="2" w:name="_Toc220588678"/>
       <w:r>
         <w:rPr>
           <w:sz w:val="28"/>
@@ -969,7 +883,7 @@
         </w:rPr>
         <w:t>LER</w:t>
       </w:r>
-      <w:bookmarkEnd w:id="3"/>
+      <w:bookmarkEnd w:id="2"/>
       <w:r>
         <w:rPr>
           <w:bCs/>
@@ -3977,7 +3891,7 @@
           <w:lang w:val="tr-TR"/>
         </w:rPr>
       </w:pPr>
-      <w:bookmarkStart w:id="4" w:name="_Toc220588679"/>
+      <w:bookmarkStart w:id="3" w:name="_Toc220588679"/>
       <w:r>
         <w:rPr>
           <w:lang w:val="tr-TR"/>
@@ -4020,29 +3934,29 @@
         </w:rPr>
         <w:t>sı</w:t>
       </w:r>
+      <w:bookmarkEnd w:id="3"/>
+    </w:p>
+    <w:p>
+      <w:pPr>
+        <w:pStyle w:val="Balk2"/>
+        <w:rPr>
+          <w:lang w:val="tr-TR"/>
+        </w:rPr>
+      </w:pPr>
+      <w:bookmarkStart w:id="4" w:name="_Toc220588680"/>
+      <w:r>
+        <w:rPr>
+          <w:lang w:val="tr-TR"/>
+        </w:rPr>
+        <w:t>Problemin</w:t>
+      </w:r>
+      <w:r>
+        <w:rPr>
+          <w:lang w:val="tr-TR"/>
+        </w:rPr>
+        <w:t xml:space="preserve"> Tanımı</w:t>
+      </w:r>
       <w:bookmarkEnd w:id="4"/>
-    </w:p>
-    <w:p>
-      <w:pPr>
-        <w:pStyle w:val="Balk2"/>
-        <w:rPr>
-          <w:lang w:val="tr-TR"/>
-        </w:rPr>
-      </w:pPr>
-      <w:bookmarkStart w:id="5" w:name="_Toc220588680"/>
-      <w:r>
-        <w:rPr>
-          <w:lang w:val="tr-TR"/>
-        </w:rPr>
-        <w:t>Problemin</w:t>
-      </w:r>
-      <w:r>
-        <w:rPr>
-          <w:lang w:val="tr-TR"/>
-        </w:rPr>
-        <w:t xml:space="preserve"> Tanımı</w:t>
-      </w:r>
-      <w:bookmarkEnd w:id="5"/>
     </w:p>
     <w:p>
       <w:pPr>
@@ -4100,7 +4014,7 @@
           <w:lang w:val="tr-TR"/>
         </w:rPr>
       </w:pPr>
-      <w:bookmarkStart w:id="6" w:name="_Toc220588681"/>
+      <w:bookmarkStart w:id="5" w:name="_Toc220588681"/>
       <w:r>
         <w:rPr>
           <w:lang w:val="tr-TR"/>
@@ -4143,7 +4057,7 @@
         </w:rPr>
         <w:t>i</w:t>
       </w:r>
-      <w:bookmarkEnd w:id="6"/>
+      <w:bookmarkEnd w:id="5"/>
     </w:p>
     <w:p>
       <w:pPr>
@@ -4261,7 +4175,7 @@
           <w:lang w:val="tr-TR"/>
         </w:rPr>
       </w:pPr>
-      <w:bookmarkStart w:id="7" w:name="_Toc220588682"/>
+      <w:bookmarkStart w:id="6" w:name="_Toc220588682"/>
       <w:r>
         <w:rPr>
           <w:lang w:val="tr-TR"/>
@@ -4274,7 +4188,7 @@
         </w:rPr>
         <w:t xml:space="preserve"> Çıktıları</w:t>
       </w:r>
-      <w:bookmarkEnd w:id="7"/>
+      <w:bookmarkEnd w:id="6"/>
     </w:p>
     <w:p>
       <w:pPr>
@@ -4329,14 +4243,14 @@
           <w:lang w:val="tr-TR"/>
         </w:rPr>
       </w:pPr>
-      <w:bookmarkStart w:id="8" w:name="_Toc220588683"/>
+      <w:bookmarkStart w:id="7" w:name="_Toc220588683"/>
       <w:r>
         <w:rPr>
           <w:lang w:val="tr-TR"/>
         </w:rPr>
         <w:t>Projenin Başarı Ölçütleri</w:t>
       </w:r>
-      <w:bookmarkEnd w:id="8"/>
+      <w:bookmarkEnd w:id="7"/>
     </w:p>
     <w:p>
       <w:pPr>
@@ -4429,7 +4343,7 @@
           <w:lang w:val="tr-TR"/>
         </w:rPr>
       </w:pPr>
-      <w:bookmarkStart w:id="9" w:name="_Toc220588684"/>
+      <w:bookmarkStart w:id="8" w:name="_Toc220588684"/>
       <w:r>
         <w:rPr>
           <w:lang w:val="tr-TR"/>
@@ -4448,7 +4362,7 @@
         </w:rPr>
         <w:t>Paydaşları</w:t>
       </w:r>
-      <w:bookmarkEnd w:id="9"/>
+      <w:bookmarkEnd w:id="8"/>
       <w:r>
         <w:rPr>
           <w:lang w:val="tr-TR"/>
@@ -5178,7 +5092,7 @@
           <w:lang w:val="tr-TR"/>
         </w:rPr>
       </w:pPr>
-      <w:bookmarkStart w:id="10" w:name="_Toc220588685"/>
+      <w:bookmarkStart w:id="9" w:name="_Toc220588685"/>
       <w:r>
         <w:rPr>
           <w:lang w:val="tr-TR"/>
@@ -5186,23 +5100,23 @@
         <w:lastRenderedPageBreak/>
         <w:t>Veri Bilimi Aşaması</w:t>
       </w:r>
+      <w:bookmarkEnd w:id="9"/>
+    </w:p>
+    <w:p>
+      <w:pPr>
+        <w:pStyle w:val="Balk2"/>
+        <w:rPr>
+          <w:lang w:val="tr-TR"/>
+        </w:rPr>
+      </w:pPr>
+      <w:bookmarkStart w:id="10" w:name="_Toc220588686"/>
+      <w:r>
+        <w:rPr>
+          <w:lang w:val="tr-TR"/>
+        </w:rPr>
+        <w:t>Veri Kaynağı ve Elde Edilmesi</w:t>
+      </w:r>
       <w:bookmarkEnd w:id="10"/>
-    </w:p>
-    <w:p>
-      <w:pPr>
-        <w:pStyle w:val="Balk2"/>
-        <w:rPr>
-          <w:lang w:val="tr-TR"/>
-        </w:rPr>
-      </w:pPr>
-      <w:bookmarkStart w:id="11" w:name="_Toc220588686"/>
-      <w:r>
-        <w:rPr>
-          <w:lang w:val="tr-TR"/>
-        </w:rPr>
-        <w:t>Veri Kaynağı ve Elde Edilmesi</w:t>
-      </w:r>
-      <w:bookmarkEnd w:id="11"/>
     </w:p>
     <w:p>
       <w:pPr>
@@ -5215,88 +5129,66 @@
           <w:lang w:val="tr-TR"/>
         </w:rPr>
       </w:pPr>
-    </w:p>
-    <w:p>
-      <w:pPr>
-        <w:pStyle w:val="GvdeMetniGirintisi3"/>
-        <w:numPr>
-          <w:ilvl w:val="0"/>
-          <w:numId w:val="7"/>
-        </w:numPr>
-        <w:jc w:val="both"/>
-        <w:rPr>
-          <w:bCs/>
-          <w:kern w:val="28"/>
-          <w:lang w:val="tr-TR"/>
-        </w:rPr>
-      </w:pPr>
-      <w:r>
-        <w:rPr>
-          <w:bCs/>
-          <w:kern w:val="28"/>
-          <w:lang w:val="tr-TR"/>
-        </w:rPr>
-        <w:t>Problemin çözümüne yönelik veri kaynaklarını, verinin nereden ve nasıl elde edileceğine ilişkin konuları belirtiniz.</w:t>
-      </w:r>
-      <w:r>
-        <w:rPr>
-          <w:bCs/>
-          <w:kern w:val="28"/>
-          <w:lang w:val="tr-TR"/>
-        </w:rPr>
-        <w:t xml:space="preserve"> </w:t>
-      </w:r>
-    </w:p>
-    <w:p>
-      <w:pPr>
-        <w:pStyle w:val="GvdeMetniGirintisi3"/>
-        <w:numPr>
-          <w:ilvl w:val="0"/>
-          <w:numId w:val="7"/>
-        </w:numPr>
-        <w:jc w:val="both"/>
-        <w:rPr>
-          <w:bCs/>
-          <w:kern w:val="28"/>
-          <w:lang w:val="tr-TR"/>
-        </w:rPr>
-      </w:pPr>
-      <w:r>
-        <w:rPr>
-          <w:bCs/>
-          <w:kern w:val="28"/>
-          <w:lang w:val="tr-TR"/>
-        </w:rPr>
-        <w:t>Problemin çözümüne yönelik değişkenler (özellikle) ile bunları veriyle olan ilişkisi de dikkat edilecektir.</w:t>
-      </w:r>
+      <w:r>
+        <w:rPr>
+          <w:rStyle w:val="citation-393"/>
+        </w:rPr>
+        <w:t>Bu projede kullanılan veri seti, Titanik faciasına ait yolcu bilgilerini içeren ham veri setidir. Veri seti, Python kütüphaneleri aracılığıyla Seaborn kütüphanesinin GitHub deposu üzerinden (</w:t>
+      </w:r>
+      <w:hyperlink r:id="rId8" w:tgtFrame="_blank" w:history="1">
+        <w:r>
+          <w:rPr>
+            <w:rStyle w:val="citation-393"/>
+            <w:color w:val="0000FF"/>
+            <w:u w:val="single"/>
+          </w:rPr>
+          <w:t>https://raw.githubusercontent.com/mwaskom/seaborn-data/master/titanic.csv</w:t>
+        </w:r>
+      </w:hyperlink>
+      <w:r>
+        <w:rPr>
+          <w:rStyle w:val="citation-393"/>
+        </w:rPr>
+        <w:t>) doğrudan çekilmiştir</w:t>
+      </w:r>
+      <w:r>
+        <w:t xml:space="preserve">. </w:t>
+      </w:r>
+      <w:r>
+        <w:rPr>
+          <w:rStyle w:val="citation-392"/>
+        </w:rPr>
+        <w:t>Veri seti başlangıçta toplam 891 gözlem ve 15 değişken içermekteydi</w:t>
+      </w:r>
+      <w:r>
+        <w:t>.</w:t>
+      </w:r>
+    </w:p>
+    <w:p>
+      <w:pPr>
+        <w:pStyle w:val="Balk2"/>
+        <w:rPr>
+          <w:lang w:val="tr-TR"/>
+        </w:rPr>
+      </w:pPr>
+      <w:bookmarkStart w:id="11" w:name="_Toc220588687"/>
+      <w:r>
+        <w:rPr>
+          <w:lang w:val="tr-TR"/>
+        </w:rPr>
+        <w:t>Verinin Hazırlanması</w:t>
+      </w:r>
+      <w:bookmarkEnd w:id="11"/>
     </w:p>
     <w:p>
       <w:pPr>
         <w:pStyle w:val="GvdeMetniGirintisi3"/>
         <w:ind w:left="0" w:firstLine="0"/>
         <w:jc w:val="both"/>
-        <w:rPr>
-          <w:bCs/>
-          <w:kern w:val="28"/>
-          <w:lang w:val="tr-TR"/>
-        </w:rPr>
-      </w:pPr>
-    </w:p>
-    <w:p>
-      <w:pPr>
-        <w:pStyle w:val="Balk2"/>
-        <w:rPr>
-          <w:lang w:val="tr-TR"/>
-        </w:rPr>
-      </w:pPr>
-      <w:bookmarkStart w:id="12" w:name="_Toc220588687"/>
-      <w:r>
-        <w:rPr>
-          <w:lang w:val="tr-TR"/>
-        </w:rPr>
-        <w:t>Verinin Hazırlanması</w:t>
-      </w:r>
-      <w:bookmarkEnd w:id="12"/>
+      </w:pPr>
+      <w:r>
+        <w:t>Modelin kurulumuna geçmeden önce ham veri üzerinde gerekli ön işlemlerin yapılması aşamasıdır. Bu bölümde verideki eksikliklerin giderilmesi, makine öğrenmesi için gereksiz değişkenlerin ayıklanması ve metinsel verilerin sayısal formata dönüştürülmesi planlanmıştır.</w:t>
+      </w:r>
     </w:p>
     <w:p>
       <w:pPr>
@@ -5312,44 +5204,45 @@
       <w:r>
         <w:rPr>
           <w:bCs/>
+          <w:noProof/>
           <w:kern w:val="28"/>
-          <w:lang w:val="tr-TR"/>
-        </w:rPr>
-        <w:t xml:space="preserve">Bu bölüme veri bilimi kapsamında aşağıdaki başlıklar altına projede yapmış olduğunuz etkinlikleri </w:t>
-      </w:r>
-      <w:r>
-        <w:rPr>
-          <w:bCs/>
-          <w:kern w:val="28"/>
-          <w:lang w:val="tr-TR"/>
-        </w:rPr>
-        <w:t>belirtiniz</w:t>
-      </w:r>
-      <w:r>
-        <w:rPr>
-          <w:bCs/>
-          <w:kern w:val="28"/>
-          <w:lang w:val="tr-TR"/>
-        </w:rPr>
-        <w:t xml:space="preserve">, </w:t>
-      </w:r>
-      <w:proofErr w:type="spellStart"/>
-      <w:r>
-        <w:rPr>
-          <w:bCs/>
-          <w:kern w:val="28"/>
-          <w:lang w:val="tr-TR"/>
-        </w:rPr>
-        <w:t>Python</w:t>
-      </w:r>
-      <w:proofErr w:type="spellEnd"/>
-      <w:r>
-        <w:rPr>
-          <w:bCs/>
-          <w:kern w:val="28"/>
-          <w:lang w:val="tr-TR"/>
-        </w:rPr>
-        <w:t xml:space="preserve"> program kodlarını ver ekran görüntülerini paylaşınız</w:t>
+          <w:lang w:val="tr-TR" w:eastAsia="tr-TR"/>
+        </w:rPr>
+        <w:drawing>
+          <wp:inline distT="0" distB="0" distL="0" distR="0" wp14:anchorId="0564FF61" wp14:editId="360ADB0F">
+            <wp:extent cx="5486400" cy="2045335"/>
+            <wp:effectExtent l="0" t="0" r="0" b="0"/>
+            <wp:docPr id="1" name="Resim 1"/>
+            <wp:cNvGraphicFramePr>
+              <a:graphicFrameLocks xmlns:a="http://schemas.openxmlformats.org/drawingml/2006/main" noChangeAspect="1"/>
+            </wp:cNvGraphicFramePr>
+            <a:graphic xmlns:a="http://schemas.openxmlformats.org/drawingml/2006/main">
+              <a:graphicData uri="http://schemas.openxmlformats.org/drawingml/2006/picture">
+                <pic:pic xmlns:pic="http://schemas.openxmlformats.org/drawingml/2006/picture">
+                  <pic:nvPicPr>
+                    <pic:cNvPr id="1" name=""/>
+                    <pic:cNvPicPr/>
+                  </pic:nvPicPr>
+                  <pic:blipFill>
+                    <a:blip r:embed="rId9"/>
+                    <a:stretch>
+                      <a:fillRect/>
+                    </a:stretch>
+                  </pic:blipFill>
+                  <pic:spPr>
+                    <a:xfrm>
+                      <a:off x="0" y="0"/>
+                      <a:ext cx="5486400" cy="2045335"/>
+                    </a:xfrm>
+                    <a:prstGeom prst="rect">
+                      <a:avLst/>
+                    </a:prstGeom>
+                  </pic:spPr>
+                </pic:pic>
+              </a:graphicData>
+            </a:graphic>
+          </wp:inline>
+        </w:drawing>
       </w:r>
     </w:p>
     <w:p>
@@ -5366,23 +5259,6 @@
     </w:p>
     <w:p>
       <w:pPr>
-        <w:pStyle w:val="Balk3"/>
-        <w:ind w:left="720"/>
-        <w:rPr>
-          <w:lang w:val="tr-TR"/>
-        </w:rPr>
-      </w:pPr>
-      <w:bookmarkStart w:id="13" w:name="_Toc220588688"/>
-      <w:r>
-        <w:rPr>
-          <w:lang w:val="tr-TR"/>
-        </w:rPr>
-        <w:t>Verinin Temizlenmesi</w:t>
-      </w:r>
-      <w:bookmarkEnd w:id="13"/>
-    </w:p>
-    <w:p>
-      <w:pPr>
         <w:pStyle w:val="GvdeMetniGirintisi3"/>
         <w:ind w:left="0" w:firstLine="0"/>
         <w:jc w:val="both"/>
@@ -5404,14 +5280,6 @@
           <w:lang w:val="tr-TR"/>
         </w:rPr>
       </w:pPr>
-      <w:r>
-        <w:rPr>
-          <w:bCs/>
-          <w:kern w:val="28"/>
-          <w:lang w:val="tr-TR"/>
-        </w:rPr>
-        <w:t>Ders sunum ve notlarından faydalanılacaktır.</w:t>
-      </w:r>
     </w:p>
     <w:p>
       <w:pPr>
@@ -5427,23 +5295,6 @@
     </w:p>
     <w:p>
       <w:pPr>
-        <w:pStyle w:val="Balk3"/>
-        <w:ind w:left="720"/>
-        <w:rPr>
-          <w:lang w:val="tr-TR"/>
-        </w:rPr>
-      </w:pPr>
-      <w:bookmarkStart w:id="14" w:name="_Toc220588689"/>
-      <w:r>
-        <w:rPr>
-          <w:lang w:val="tr-TR"/>
-        </w:rPr>
-        <w:t>Verinin Birleştirilmesi</w:t>
-      </w:r>
-      <w:bookmarkEnd w:id="14"/>
-    </w:p>
-    <w:p>
-      <w:pPr>
         <w:pStyle w:val="GvdeMetniGirintisi3"/>
         <w:ind w:left="0" w:firstLine="0"/>
         <w:jc w:val="both"/>
@@ -5465,14 +5316,6 @@
           <w:lang w:val="tr-TR"/>
         </w:rPr>
       </w:pPr>
-      <w:r>
-        <w:rPr>
-          <w:bCs/>
-          <w:kern w:val="28"/>
-          <w:lang w:val="tr-TR"/>
-        </w:rPr>
-        <w:t>Ders sunum ve notlarından faydalanılacaktır.</w:t>
-      </w:r>
     </w:p>
     <w:p>
       <w:pPr>
@@ -5488,29 +5331,6 @@
     </w:p>
     <w:p>
       <w:pPr>
-        <w:pStyle w:val="Balk3"/>
-        <w:ind w:left="720"/>
-        <w:rPr>
-          <w:lang w:val="tr-TR"/>
-        </w:rPr>
-      </w:pPr>
-      <w:bookmarkStart w:id="15" w:name="_Toc220588690"/>
-      <w:r>
-        <w:rPr>
-          <w:lang w:val="tr-TR"/>
-        </w:rPr>
-        <w:t xml:space="preserve">Verinin </w:t>
-      </w:r>
-      <w:r>
-        <w:rPr>
-          <w:lang w:val="tr-TR"/>
-        </w:rPr>
-        <w:t>Dönüştürülmesi</w:t>
-      </w:r>
-      <w:bookmarkEnd w:id="15"/>
-    </w:p>
-    <w:p>
-      <w:pPr>
         <w:pStyle w:val="GvdeMetniGirintisi3"/>
         <w:ind w:left="0" w:firstLine="0"/>
         <w:jc w:val="both"/>
@@ -5532,14 +5352,6 @@
           <w:lang w:val="tr-TR"/>
         </w:rPr>
       </w:pPr>
-      <w:r>
-        <w:rPr>
-          <w:bCs/>
-          <w:kern w:val="28"/>
-          <w:lang w:val="tr-TR"/>
-        </w:rPr>
-        <w:t>Ders sunum ve notlarından faydalanılacaktır.</w:t>
-      </w:r>
     </w:p>
     <w:p>
       <w:pPr>
@@ -5555,32 +5367,6 @@
     </w:p>
     <w:p>
       <w:pPr>
-        <w:pStyle w:val="Balk3"/>
-        <w:ind w:left="720"/>
-        <w:rPr>
-          <w:lang w:val="tr-TR"/>
-        </w:rPr>
-      </w:pPr>
-      <w:bookmarkStart w:id="16" w:name="_Toc220588691"/>
-      <w:r>
-        <w:rPr>
-          <w:lang w:val="tr-TR"/>
-        </w:rPr>
-        <w:t>Keşfe Yönelik Veri Analizi (</w:t>
-      </w:r>
-      <w:r>
-        <w:t>Exploratory</w:t>
-      </w:r>
-      <w:r>
-        <w:rPr>
-          <w:lang w:val="tr-TR"/>
-        </w:rPr>
-        <w:t xml:space="preserve"> Data Analysis)</w:t>
-      </w:r>
-      <w:bookmarkEnd w:id="16"/>
-    </w:p>
-    <w:p>
-      <w:pPr>
         <w:pStyle w:val="GvdeMetniGirintisi3"/>
         <w:ind w:left="0" w:firstLine="0"/>
         <w:jc w:val="both"/>
@@ -5593,11 +5379,8 @@
     </w:p>
     <w:p>
       <w:pPr>
-        <w:pStyle w:val="ListeParagraf"/>
-        <w:numPr>
-          <w:ilvl w:val="0"/>
-          <w:numId w:val="6"/>
-        </w:numPr>
+        <w:pStyle w:val="GvdeMetniGirintisi3"/>
+        <w:ind w:left="0" w:firstLine="0"/>
         <w:jc w:val="both"/>
         <w:rPr>
           <w:bCs/>
@@ -5605,118 +5388,681 @@
           <w:lang w:val="tr-TR"/>
         </w:rPr>
       </w:pPr>
-      <w:r>
+    </w:p>
+    <w:p>
+      <w:pPr>
+        <w:pStyle w:val="GvdeMetniGirintisi3"/>
+        <w:ind w:left="0" w:firstLine="0"/>
+        <w:jc w:val="both"/>
         <w:rPr>
           <w:bCs/>
           <w:kern w:val="28"/>
           <w:lang w:val="tr-TR"/>
         </w:rPr>
-        <w:t xml:space="preserve">Bu </w:t>
-      </w:r>
-      <w:r>
-        <w:rPr>
-          <w:lang w:val="tr-TR"/>
-        </w:rPr>
-        <w:t>bölümde</w:t>
-      </w:r>
-      <w:r>
+      </w:pPr>
+    </w:p>
+    <w:p>
+      <w:pPr>
+        <w:pStyle w:val="GvdeMetniGirintisi3"/>
+        <w:ind w:left="0" w:firstLine="0"/>
+        <w:jc w:val="both"/>
         <w:rPr>
           <w:bCs/>
           <w:kern w:val="28"/>
           <w:lang w:val="tr-TR"/>
         </w:rPr>
-        <w:t xml:space="preserve"> v</w:t>
-      </w:r>
-      <w:r>
+      </w:pPr>
+    </w:p>
+    <w:p>
+      <w:pPr>
+        <w:pStyle w:val="GvdeMetniGirintisi3"/>
+        <w:ind w:left="0" w:firstLine="0"/>
+        <w:jc w:val="both"/>
         <w:rPr>
           <w:bCs/>
           <w:kern w:val="28"/>
           <w:lang w:val="tr-TR"/>
         </w:rPr>
-        <w:t>erinin temsili</w:t>
-      </w:r>
-      <w:r>
+      </w:pPr>
+    </w:p>
+    <w:p>
+      <w:pPr>
+        <w:pStyle w:val="GvdeMetniGirintisi3"/>
+        <w:ind w:left="0" w:firstLine="0"/>
+        <w:jc w:val="both"/>
         <w:rPr>
           <w:bCs/>
           <w:kern w:val="28"/>
           <w:lang w:val="tr-TR"/>
         </w:rPr>
-        <w:t xml:space="preserve">, </w:t>
-      </w:r>
-      <w:r>
+      </w:pPr>
+    </w:p>
+    <w:p>
+      <w:pPr>
+        <w:pStyle w:val="GvdeMetniGirintisi3"/>
+        <w:ind w:left="0" w:firstLine="0"/>
+        <w:jc w:val="both"/>
         <w:rPr>
           <w:bCs/>
           <w:kern w:val="28"/>
           <w:lang w:val="tr-TR"/>
         </w:rPr>
-        <w:t>gösterimi</w:t>
-      </w:r>
-      <w:r>
+      </w:pPr>
+    </w:p>
+    <w:p>
+      <w:pPr>
+        <w:pStyle w:val="GvdeMetniGirintisi3"/>
+        <w:ind w:left="0" w:firstLine="0"/>
+        <w:jc w:val="both"/>
         <w:rPr>
           <w:bCs/>
           <w:kern w:val="28"/>
           <w:lang w:val="tr-TR"/>
         </w:rPr>
-        <w:t xml:space="preserve"> ve </w:t>
-      </w:r>
-      <w:r>
+      </w:pPr>
+    </w:p>
+    <w:p>
+      <w:pPr>
+        <w:pStyle w:val="Balk3"/>
+        <w:ind w:left="720"/>
+        <w:rPr>
+          <w:lang w:val="tr-TR"/>
+        </w:rPr>
+      </w:pPr>
+      <w:bookmarkStart w:id="12" w:name="_Toc220588688"/>
+      <w:r>
+        <w:rPr>
+          <w:lang w:val="tr-TR"/>
+        </w:rPr>
+        <w:lastRenderedPageBreak/>
+        <w:t>Verinin Temizlenmesi</w:t>
+      </w:r>
+      <w:bookmarkEnd w:id="12"/>
+    </w:p>
+    <w:p>
+      <w:pPr>
+        <w:pStyle w:val="GvdeMetniGirintisi3"/>
+        <w:ind w:left="0" w:firstLine="0"/>
+        <w:jc w:val="both"/>
         <w:rPr>
           <w:bCs/>
           <w:kern w:val="28"/>
           <w:lang w:val="tr-TR"/>
         </w:rPr>
-        <w:t>görselleştirilmesi</w:t>
-      </w:r>
-      <w:r>
+      </w:pPr>
+    </w:p>
+    <w:p>
+      <w:pPr>
+        <w:pStyle w:val="GvdeMetniGirintisi3"/>
+        <w:ind w:left="0" w:firstLine="0"/>
+        <w:jc w:val="both"/>
         <w:rPr>
           <w:bCs/>
           <w:kern w:val="28"/>
           <w:lang w:val="tr-TR"/>
         </w:rPr>
-        <w:t xml:space="preserve">yle ilgi yapılan etkinlikler, ilgili </w:t>
-      </w:r>
-      <w:r>
+      </w:pPr>
+      <w:r>
+        <w:rPr>
+          <w:rStyle w:val="citation-426"/>
+        </w:rPr>
+        <w:t>Veri setindeki eksik değerler (NaN) analiz edilerek veri bütünlüğü sağlanmıştır</w:t>
+      </w:r>
+      <w:r>
+        <w:t xml:space="preserve">. </w:t>
+      </w:r>
+      <w:r>
+        <w:rPr>
+          <w:rStyle w:val="citation-425"/>
+        </w:rPr>
+        <w:t>'Age' (Yaş) sütunundaki 177 adet eksik veri, veri kaybını önlemek amacıyla tüm yolcuların yaş ortalaması ile doldurulmuştur</w:t>
+      </w:r>
+      <w:r>
+        <w:t xml:space="preserve">. </w:t>
+      </w:r>
+      <w:r>
+        <w:rPr>
+          <w:rStyle w:val="citation-424"/>
+        </w:rPr>
+        <w:t>Çok yüksek oranda boş veri içeren 'deck' sütunu ile analize doğrudan katkısı olmayan 'class', 'who', 'adult_male', 'embark_town' ve 'alive' gibi değişkenler veri setinden çıkarılarak modelin daha temiz bir veriyle çalışması sağlanmıştır</w:t>
+      </w:r>
+      <w:r>
+        <w:t>.</w:t>
+      </w:r>
+    </w:p>
+    <w:p>
+      <w:pPr>
+        <w:pStyle w:val="GvdeMetniGirintisi3"/>
+        <w:ind w:left="0" w:firstLine="0"/>
+        <w:jc w:val="both"/>
         <w:rPr>
           <w:bCs/>
           <w:kern w:val="28"/>
           <w:lang w:val="tr-TR"/>
         </w:rPr>
-        <w:t>grafik ve tablolar</w:t>
-      </w:r>
-      <w:r>
+      </w:pPr>
+      <w:r>
+        <w:rPr>
+          <w:bCs/>
+          <w:noProof/>
+          <w:kern w:val="28"/>
+          <w:lang w:val="tr-TR" w:eastAsia="tr-TR"/>
+        </w:rPr>
+        <w:drawing>
+          <wp:inline distT="0" distB="0" distL="0" distR="0" wp14:anchorId="501AAC1D" wp14:editId="7439134A">
+            <wp:extent cx="5486400" cy="3160395"/>
+            <wp:effectExtent l="0" t="0" r="0" b="1905"/>
+            <wp:docPr id="2" name="Resim 2"/>
+            <wp:cNvGraphicFramePr>
+              <a:graphicFrameLocks xmlns:a="http://schemas.openxmlformats.org/drawingml/2006/main" noChangeAspect="1"/>
+            </wp:cNvGraphicFramePr>
+            <a:graphic xmlns:a="http://schemas.openxmlformats.org/drawingml/2006/main">
+              <a:graphicData uri="http://schemas.openxmlformats.org/drawingml/2006/picture">
+                <pic:pic xmlns:pic="http://schemas.openxmlformats.org/drawingml/2006/picture">
+                  <pic:nvPicPr>
+                    <pic:cNvPr id="1" name=""/>
+                    <pic:cNvPicPr/>
+                  </pic:nvPicPr>
+                  <pic:blipFill>
+                    <a:blip r:embed="rId10"/>
+                    <a:stretch>
+                      <a:fillRect/>
+                    </a:stretch>
+                  </pic:blipFill>
+                  <pic:spPr>
+                    <a:xfrm>
+                      <a:off x="0" y="0"/>
+                      <a:ext cx="5486400" cy="3160395"/>
+                    </a:xfrm>
+                    <a:prstGeom prst="rect">
+                      <a:avLst/>
+                    </a:prstGeom>
+                  </pic:spPr>
+                </pic:pic>
+              </a:graphicData>
+            </a:graphic>
+          </wp:inline>
+        </w:drawing>
+      </w:r>
+    </w:p>
+    <w:p>
+      <w:pPr>
+        <w:pStyle w:val="GvdeMetniGirintisi3"/>
+        <w:ind w:left="0" w:firstLine="0"/>
+        <w:jc w:val="both"/>
         <w:rPr>
           <w:bCs/>
           <w:kern w:val="28"/>
           <w:lang w:val="tr-TR"/>
         </w:rPr>
-        <w:t xml:space="preserve">, </w:t>
-      </w:r>
-      <w:proofErr w:type="spellStart"/>
-      <w:r>
+      </w:pPr>
+    </w:p>
+    <w:p>
+      <w:pPr>
+        <w:pStyle w:val="GvdeMetniGirintisi3"/>
+        <w:ind w:left="0" w:firstLine="0"/>
+        <w:jc w:val="both"/>
         <w:rPr>
           <w:bCs/>
           <w:kern w:val="28"/>
           <w:lang w:val="tr-TR"/>
         </w:rPr>
-        <w:t>Python</w:t>
-      </w:r>
-      <w:proofErr w:type="spellEnd"/>
-      <w:r>
+      </w:pPr>
+    </w:p>
+    <w:p>
+      <w:pPr>
+        <w:pStyle w:val="GvdeMetniGirintisi3"/>
+        <w:ind w:left="0" w:firstLine="0"/>
+        <w:jc w:val="both"/>
         <w:rPr>
           <w:bCs/>
           <w:kern w:val="28"/>
           <w:lang w:val="tr-TR"/>
         </w:rPr>
-        <w:t xml:space="preserve"> program kodları ver ekran görüntüleri</w:t>
-      </w:r>
-      <w:r>
+      </w:pPr>
+    </w:p>
+    <w:p>
+      <w:pPr>
+        <w:pStyle w:val="GvdeMetniGirintisi3"/>
+        <w:ind w:left="0" w:firstLine="0"/>
+        <w:jc w:val="both"/>
         <w:rPr>
           <w:bCs/>
           <w:kern w:val="28"/>
           <w:lang w:val="tr-TR"/>
         </w:rPr>
-        <w:t xml:space="preserve"> yer alacaktır.</w:t>
-      </w:r>
+      </w:pPr>
+    </w:p>
+    <w:p>
+      <w:pPr>
+        <w:pStyle w:val="Balk3"/>
+        <w:ind w:left="720"/>
+        <w:rPr>
+          <w:lang w:val="tr-TR"/>
+        </w:rPr>
+      </w:pPr>
+      <w:bookmarkStart w:id="13" w:name="_Toc220588689"/>
+      <w:r>
+        <w:rPr>
+          <w:lang w:val="tr-TR"/>
+        </w:rPr>
+        <w:t>Verinin Birleştirilmesi</w:t>
+      </w:r>
+      <w:bookmarkEnd w:id="13"/>
+    </w:p>
+    <w:p>
+      <w:pPr>
+        <w:pStyle w:val="GvdeMetniGirintisi3"/>
+        <w:ind w:left="0" w:firstLine="0"/>
+        <w:jc w:val="both"/>
+        <w:rPr>
+          <w:bCs/>
+          <w:kern w:val="28"/>
+          <w:lang w:val="tr-TR"/>
+        </w:rPr>
+      </w:pPr>
+    </w:p>
+    <w:p>
+      <w:pPr>
+        <w:pStyle w:val="GvdeMetniGirintisi3"/>
+        <w:ind w:left="0" w:firstLine="0"/>
+        <w:jc w:val="both"/>
+        <w:rPr>
+          <w:bCs/>
+          <w:kern w:val="28"/>
+          <w:lang w:val="tr-TR"/>
+        </w:rPr>
+      </w:pPr>
+      <w:r>
+        <w:t>Bu çalışmada kullanılan Titanic veri seti, analiz için gerekli olan tüm demografik ve seyahat bilgilerini tek bir kaynak dosya (titanic.csv) içerisinde barındırmaktadır. Proje kapsamında dış kaynaklı farklı bir veri tablosu veya ek veri seti kullanımı gerekmediği için bu aşamada bir birleştirme işlemi yapılmamış, mevcut veri tablosu üzerinden işlemlere devam edilmiştir</w:t>
+      </w:r>
+      <w:r>
+        <w:rPr>
+          <w:bCs/>
+          <w:kern w:val="28"/>
+          <w:lang w:val="tr-TR"/>
+        </w:rPr>
+        <w:t>.</w:t>
+      </w:r>
+    </w:p>
+    <w:p>
+      <w:pPr>
+        <w:pStyle w:val="GvdeMetniGirintisi3"/>
+        <w:ind w:left="0" w:firstLine="0"/>
+        <w:jc w:val="both"/>
+        <w:rPr>
+          <w:bCs/>
+          <w:kern w:val="28"/>
+          <w:lang w:val="tr-TR"/>
+        </w:rPr>
+      </w:pPr>
+    </w:p>
+    <w:p>
+      <w:pPr>
+        <w:pStyle w:val="GvdeMetniGirintisi3"/>
+        <w:ind w:left="0" w:firstLine="0"/>
+        <w:jc w:val="both"/>
+        <w:rPr>
+          <w:bCs/>
+          <w:kern w:val="28"/>
+          <w:lang w:val="tr-TR"/>
+        </w:rPr>
+      </w:pPr>
+    </w:p>
+    <w:p>
+      <w:pPr>
+        <w:pStyle w:val="GvdeMetniGirintisi3"/>
+        <w:ind w:left="0" w:firstLine="0"/>
+        <w:jc w:val="both"/>
+        <w:rPr>
+          <w:bCs/>
+          <w:kern w:val="28"/>
+          <w:lang w:val="tr-TR"/>
+        </w:rPr>
+      </w:pPr>
+    </w:p>
+    <w:p>
+      <w:pPr>
+        <w:pStyle w:val="GvdeMetniGirintisi3"/>
+        <w:ind w:left="0" w:firstLine="0"/>
+        <w:jc w:val="both"/>
+        <w:rPr>
+          <w:bCs/>
+          <w:kern w:val="28"/>
+          <w:lang w:val="tr-TR"/>
+        </w:rPr>
+      </w:pPr>
+    </w:p>
+    <w:p>
+      <w:pPr>
+        <w:pStyle w:val="GvdeMetniGirintisi3"/>
+        <w:ind w:left="0" w:firstLine="0"/>
+        <w:jc w:val="both"/>
+        <w:rPr>
+          <w:bCs/>
+          <w:kern w:val="28"/>
+          <w:lang w:val="tr-TR"/>
+        </w:rPr>
+      </w:pPr>
+    </w:p>
+    <w:p>
+      <w:pPr>
+        <w:pStyle w:val="GvdeMetniGirintisi3"/>
+        <w:ind w:left="0" w:firstLine="0"/>
+        <w:jc w:val="both"/>
+        <w:rPr>
+          <w:bCs/>
+          <w:kern w:val="28"/>
+          <w:lang w:val="tr-TR"/>
+        </w:rPr>
+      </w:pPr>
+    </w:p>
+    <w:p>
+      <w:pPr>
+        <w:pStyle w:val="GvdeMetniGirintisi3"/>
+        <w:ind w:left="0" w:firstLine="0"/>
+        <w:jc w:val="both"/>
+        <w:rPr>
+          <w:bCs/>
+          <w:kern w:val="28"/>
+          <w:lang w:val="tr-TR"/>
+        </w:rPr>
+      </w:pPr>
+    </w:p>
+    <w:p>
+      <w:pPr>
+        <w:pStyle w:val="GvdeMetniGirintisi3"/>
+        <w:ind w:left="0" w:firstLine="0"/>
+        <w:jc w:val="both"/>
+        <w:rPr>
+          <w:bCs/>
+          <w:kern w:val="28"/>
+          <w:lang w:val="tr-TR"/>
+        </w:rPr>
+      </w:pPr>
+    </w:p>
+    <w:p>
+      <w:pPr>
+        <w:pStyle w:val="GvdeMetniGirintisi3"/>
+        <w:ind w:left="0" w:firstLine="0"/>
+        <w:jc w:val="both"/>
+        <w:rPr>
+          <w:bCs/>
+          <w:kern w:val="28"/>
+          <w:lang w:val="tr-TR"/>
+        </w:rPr>
+      </w:pPr>
+    </w:p>
+    <w:p>
+      <w:pPr>
+        <w:pStyle w:val="Balk3"/>
+        <w:ind w:left="720"/>
+        <w:rPr>
+          <w:lang w:val="tr-TR"/>
+        </w:rPr>
+      </w:pPr>
+      <w:bookmarkStart w:id="14" w:name="_Toc220588690"/>
+      <w:r>
+        <w:rPr>
+          <w:lang w:val="tr-TR"/>
+        </w:rPr>
+        <w:lastRenderedPageBreak/>
+        <w:t>Verinin Dönüştürülmesi</w:t>
+      </w:r>
+      <w:bookmarkEnd w:id="14"/>
+    </w:p>
+    <w:p>
+      <w:pPr>
+        <w:pStyle w:val="GvdeMetniGirintisi3"/>
+        <w:ind w:left="0" w:firstLine="0"/>
+        <w:jc w:val="both"/>
+        <w:rPr>
+          <w:bCs/>
+          <w:kern w:val="28"/>
+          <w:lang w:val="tr-TR"/>
+        </w:rPr>
+      </w:pPr>
+    </w:p>
+    <w:p>
+      <w:pPr>
+        <w:pStyle w:val="GvdeMetniGirintisi3"/>
+        <w:ind w:left="0" w:firstLine="0"/>
+        <w:jc w:val="both"/>
+      </w:pPr>
+      <w:r>
+        <w:t>Makine öğrenmesi algoritmalarının matematiksel hesaplamalar yapabilmesi için veri setindeki kategorik (metin tabanlı) değişkenler sayısal değerlere dönüştürülmüştür. 'sex' (cinsiyet) sütunu; erkekler için 0, kadınlar için 1 olacak şekilde 'Label Encoding' yöntemiyle değiştirilmiştir. 'embarked' (liman) sütunundaki S, C ve Q değerleri sırasıyla 0, 1 ve 2 rakamlarına atanmıştır. Ayrıca 'alone' (yalnızlık durumu) değişkeni de sayısal bir format olan integer (tam sayı) tipine dönüştürülmüştür.</w:t>
+      </w:r>
+    </w:p>
+    <w:p>
+      <w:pPr>
+        <w:pStyle w:val="GvdeMetniGirintisi3"/>
+        <w:ind w:left="0" w:firstLine="0"/>
+        <w:jc w:val="both"/>
+        <w:rPr>
+          <w:bCs/>
+          <w:kern w:val="28"/>
+          <w:lang w:val="tr-TR"/>
+        </w:rPr>
+      </w:pPr>
+      <w:r>
+        <w:rPr>
+          <w:bCs/>
+          <w:noProof/>
+          <w:kern w:val="28"/>
+          <w:lang w:val="tr-TR" w:eastAsia="tr-TR"/>
+        </w:rPr>
+        <w:drawing>
+          <wp:inline distT="0" distB="0" distL="0" distR="0" wp14:anchorId="385EEA93" wp14:editId="2C59D528">
+            <wp:extent cx="5486400" cy="2058670"/>
+            <wp:effectExtent l="0" t="0" r="0" b="0"/>
+            <wp:docPr id="3" name="Resim 3"/>
+            <wp:cNvGraphicFramePr>
+              <a:graphicFrameLocks xmlns:a="http://schemas.openxmlformats.org/drawingml/2006/main" noChangeAspect="1"/>
+            </wp:cNvGraphicFramePr>
+            <a:graphic xmlns:a="http://schemas.openxmlformats.org/drawingml/2006/main">
+              <a:graphicData uri="http://schemas.openxmlformats.org/drawingml/2006/picture">
+                <pic:pic xmlns:pic="http://schemas.openxmlformats.org/drawingml/2006/picture">
+                  <pic:nvPicPr>
+                    <pic:cNvPr id="1" name=""/>
+                    <pic:cNvPicPr/>
+                  </pic:nvPicPr>
+                  <pic:blipFill>
+                    <a:blip r:embed="rId11"/>
+                    <a:stretch>
+                      <a:fillRect/>
+                    </a:stretch>
+                  </pic:blipFill>
+                  <pic:spPr>
+                    <a:xfrm>
+                      <a:off x="0" y="0"/>
+                      <a:ext cx="5486400" cy="2058670"/>
+                    </a:xfrm>
+                    <a:prstGeom prst="rect">
+                      <a:avLst/>
+                    </a:prstGeom>
+                  </pic:spPr>
+                </pic:pic>
+              </a:graphicData>
+            </a:graphic>
+          </wp:inline>
+        </w:drawing>
+      </w:r>
+    </w:p>
+    <w:p>
+      <w:pPr>
+        <w:pStyle w:val="GvdeMetniGirintisi3"/>
+        <w:ind w:left="0" w:firstLine="0"/>
+        <w:jc w:val="both"/>
+        <w:rPr>
+          <w:bCs/>
+          <w:kern w:val="28"/>
+          <w:lang w:val="tr-TR"/>
+        </w:rPr>
+      </w:pPr>
+    </w:p>
+    <w:p>
+      <w:pPr>
+        <w:pStyle w:val="GvdeMetniGirintisi3"/>
+        <w:ind w:left="0" w:firstLine="0"/>
+        <w:jc w:val="both"/>
+        <w:rPr>
+          <w:bCs/>
+          <w:kern w:val="28"/>
+          <w:lang w:val="tr-TR"/>
+        </w:rPr>
+      </w:pPr>
+    </w:p>
+    <w:p>
+      <w:pPr>
+        <w:pStyle w:val="Balk3"/>
+        <w:ind w:left="720"/>
+        <w:rPr>
+          <w:lang w:val="tr-TR"/>
+        </w:rPr>
+      </w:pPr>
+      <w:bookmarkStart w:id="15" w:name="_Toc220588691"/>
+      <w:r>
+        <w:rPr>
+          <w:lang w:val="tr-TR"/>
+        </w:rPr>
+        <w:t>Keşfe Yönelik Veri Analizi (</w:t>
+      </w:r>
+      <w:r>
+        <w:t>Exploratory</w:t>
+      </w:r>
+      <w:r>
+        <w:rPr>
+          <w:lang w:val="tr-TR"/>
+        </w:rPr>
+        <w:t xml:space="preserve"> Data Analysis)</w:t>
+      </w:r>
+      <w:bookmarkEnd w:id="15"/>
+    </w:p>
+    <w:p>
+      <w:pPr>
+        <w:pStyle w:val="GvdeMetniGirintisi3"/>
+        <w:ind w:left="0" w:firstLine="0"/>
+        <w:jc w:val="both"/>
+        <w:rPr>
+          <w:bCs/>
+          <w:kern w:val="28"/>
+          <w:lang w:val="tr-TR"/>
+        </w:rPr>
+      </w:pPr>
+    </w:p>
+    <w:p>
+      <w:pPr>
+        <w:pStyle w:val="GvdeMetniGirintisi3"/>
+        <w:ind w:left="0" w:firstLine="0"/>
+        <w:jc w:val="both"/>
+        <w:rPr>
+          <w:rStyle w:val="citation-465"/>
+        </w:rPr>
+      </w:pPr>
+      <w:r>
+        <w:rPr>
+          <w:rStyle w:val="citation-467"/>
+        </w:rPr>
+        <w:t xml:space="preserve">Veri seti üzerinde yapılan keşifsel analizler sonucunda, Titanic faciasında hayatta kalma oranının demografik özelliklere göre ciddi farklılıklar gösterdiği tespit edilmiştir. </w:t>
+      </w:r>
+      <w:r>
+        <w:rPr>
+          <w:rStyle w:val="citation-466"/>
+        </w:rPr>
+        <w:t xml:space="preserve">Yapılan görselleştirmelerde kadın yolcuların erkeklere oranla, birinci sınıf yolcuların ise diğer sınıflara oranla hayatta kalma şansının çok daha yüksek olduğu gözlemlenmiştir. </w:t>
+      </w:r>
+      <w:r>
+        <w:rPr>
+          <w:rStyle w:val="citation-465"/>
+        </w:rPr>
+        <w:t>Bu durum, geliştirilecek olan makine öğrenmesi modelleri için 'sex' (cinsiyet) ve 'pclass' (yolcu sınıfı) değişkenlerinin en kritik tahminleyiciler olduğunu kanıtlamaktadır.</w:t>
+      </w:r>
+    </w:p>
+    <w:p>
+      <w:pPr>
+        <w:pStyle w:val="GvdeMetniGirintisi3"/>
+        <w:ind w:left="0" w:firstLine="0"/>
+        <w:jc w:val="both"/>
+        <w:rPr>
+          <w:bCs/>
+          <w:kern w:val="28"/>
+          <w:lang w:val="tr-TR"/>
+        </w:rPr>
+      </w:pPr>
+      <w:r>
+        <w:rPr>
+          <w:bCs/>
+          <w:kern w:val="28"/>
+          <w:lang w:val="tr-TR"/>
+        </w:rPr>
+        <w:drawing>
+          <wp:anchor distT="0" distB="0" distL="114300" distR="114300" simplePos="0" relativeHeight="251658240" behindDoc="0" locked="0" layoutInCell="1" allowOverlap="1" wp14:anchorId="1B90AB9A" wp14:editId="1BFBE35B">
+            <wp:simplePos x="0" y="0"/>
+            <wp:positionH relativeFrom="column">
+              <wp:posOffset>831850</wp:posOffset>
+            </wp:positionH>
+            <wp:positionV relativeFrom="paragraph">
+              <wp:posOffset>45720</wp:posOffset>
+            </wp:positionV>
+            <wp:extent cx="4127500" cy="2503170"/>
+            <wp:effectExtent l="0" t="0" r="6350" b="0"/>
+            <wp:wrapSquare wrapText="bothSides"/>
+            <wp:docPr id="4" name="Resim 4"/>
+            <wp:cNvGraphicFramePr>
+              <a:graphicFrameLocks xmlns:a="http://schemas.openxmlformats.org/drawingml/2006/main" noChangeAspect="1"/>
+            </wp:cNvGraphicFramePr>
+            <a:graphic xmlns:a="http://schemas.openxmlformats.org/drawingml/2006/main">
+              <a:graphicData uri="http://schemas.openxmlformats.org/drawingml/2006/picture">
+                <pic:pic xmlns:pic="http://schemas.openxmlformats.org/drawingml/2006/picture">
+                  <pic:nvPicPr>
+                    <pic:cNvPr id="1" name=""/>
+                    <pic:cNvPicPr/>
+                  </pic:nvPicPr>
+                  <pic:blipFill>
+                    <a:blip r:embed="rId12">
+                      <a:extLst>
+                        <a:ext uri="{28A0092B-C50C-407E-A947-70E740481C1C}">
+                          <a14:useLocalDpi xmlns:a14="http://schemas.microsoft.com/office/drawing/2010/main" val="0"/>
+                        </a:ext>
+                      </a:extLst>
+                    </a:blip>
+                    <a:stretch>
+                      <a:fillRect/>
+                    </a:stretch>
+                  </pic:blipFill>
+                  <pic:spPr>
+                    <a:xfrm>
+                      <a:off x="0" y="0"/>
+                      <a:ext cx="4127500" cy="2503170"/>
+                    </a:xfrm>
+                    <a:prstGeom prst="rect">
+                      <a:avLst/>
+                    </a:prstGeom>
+                  </pic:spPr>
+                </pic:pic>
+              </a:graphicData>
+            </a:graphic>
+            <wp14:sizeRelH relativeFrom="page">
+              <wp14:pctWidth>0</wp14:pctWidth>
+            </wp14:sizeRelH>
+            <wp14:sizeRelV relativeFrom="page">
+              <wp14:pctHeight>0</wp14:pctHeight>
+            </wp14:sizeRelV>
+          </wp:anchor>
+        </w:drawing>
+      </w:r>
+    </w:p>
+    <w:p>
+      <w:pPr>
+        <w:pStyle w:val="GvdeMetniGirintisi3"/>
+        <w:ind w:left="0" w:firstLine="0"/>
+        <w:jc w:val="both"/>
+        <w:rPr>
+          <w:bCs/>
+          <w:kern w:val="28"/>
+          <w:lang w:val="tr-TR"/>
+        </w:rPr>
+      </w:pPr>
     </w:p>
     <w:p>
       <w:pPr>
@@ -5742,22 +6088,83 @@
           <w:lang w:val="tr-TR"/>
         </w:rPr>
       </w:pPr>
-      <w:bookmarkStart w:id="17" w:name="_Toc220588692"/>
-      <w:r>
-        <w:rPr>
-          <w:lang w:val="tr-TR"/>
-        </w:rPr>
+      <w:bookmarkStart w:id="16" w:name="_Toc220588692"/>
+      <w:r>
+        <w:rPr>
+          <w:lang w:val="tr-TR"/>
+        </w:rPr>
+        <w:lastRenderedPageBreak/>
         <w:t>Makine Öğrenmesi Aşaması</w:t>
       </w:r>
+      <w:bookmarkEnd w:id="16"/>
+    </w:p>
+    <w:p>
+      <w:pPr>
+        <w:jc w:val="both"/>
+        <w:rPr>
+          <w:lang w:val="tr-TR"/>
+        </w:rPr>
+      </w:pPr>
+    </w:p>
+    <w:p>
+      <w:pPr>
+        <w:pStyle w:val="Balk2"/>
+        <w:rPr>
+          <w:lang w:val="tr-TR"/>
+        </w:rPr>
+      </w:pPr>
+      <w:bookmarkStart w:id="17" w:name="_Toc220588693"/>
+      <w:r>
+        <w:rPr>
+          <w:lang w:val="tr-TR"/>
+        </w:rPr>
+        <w:t xml:space="preserve">Problemin Çözümüne Yönelik </w:t>
+      </w:r>
+      <w:r>
+        <w:rPr>
+          <w:lang w:val="tr-TR"/>
+        </w:rPr>
+        <w:t>Modeller (Algoritma</w:t>
+      </w:r>
+      <w:r>
+        <w:rPr>
+          <w:lang w:val="tr-TR"/>
+        </w:rPr>
+        <w:t xml:space="preserve"> + Veri</w:t>
+      </w:r>
+      <w:r>
+        <w:rPr>
+          <w:lang w:val="tr-TR"/>
+        </w:rPr>
+        <w:t>)</w:t>
+      </w:r>
       <w:bookmarkEnd w:id="17"/>
     </w:p>
     <w:p>
       <w:pPr>
+        <w:pStyle w:val="ListeParagraf"/>
         <w:jc w:val="both"/>
         <w:rPr>
           <w:lang w:val="tr-TR"/>
         </w:rPr>
       </w:pPr>
+      <w:r>
+        <w:t>Titanic veri seti üzerindeki hayatta kalma tahmini bir 'Sınıflandırma' problemidir. Bu problemin çözümünde, verideki doğrusal ve doğrusal olmayan ilişkileri en iyi şekilde modelleyebilmek amacıyla farklı matematiksel yaklaşımlara sahip 6 algoritma seçilmiştir. Bu modeller; Lojistik Regresyon, Karar Ağaçları, Rastgele Orman, K-En Yakın Komşuluk (KNN), Destek Vektör Makineleri (SVM) ve Naive Bayes'tir. Modellerin eğitimi için hazırlanan %80'lik eğitim seti kullanılacaktır.</w:t>
+      </w:r>
+      <w:r>
+        <w:rPr>
+          <w:lang w:val="tr-TR"/>
+        </w:rPr>
+        <w:t>.</w:t>
+      </w:r>
+    </w:p>
+    <w:p>
+      <w:pPr>
+        <w:jc w:val="both"/>
+        <w:rPr>
+          <w:lang w:val="tr-TR"/>
+        </w:rPr>
+      </w:pPr>
     </w:p>
     <w:p>
       <w:pPr>
@@ -5766,328 +6173,271 @@
           <w:lang w:val="tr-TR"/>
         </w:rPr>
       </w:pPr>
-      <w:bookmarkStart w:id="18" w:name="_Toc220588693"/>
+      <w:bookmarkStart w:id="18" w:name="_Toc220588694"/>
+      <w:r>
+        <w:rPr>
+          <w:lang w:val="tr-TR"/>
+        </w:rPr>
+        <w:t>Model</w:t>
+      </w:r>
+      <w:r>
+        <w:rPr>
+          <w:lang w:val="tr-TR"/>
+        </w:rPr>
+        <w:t>lerin</w:t>
+      </w:r>
+      <w:r>
+        <w:rPr>
+          <w:lang w:val="tr-TR"/>
+        </w:rPr>
+        <w:t xml:space="preserve"> Eğitimi ve Test Edilmesi</w:t>
+      </w:r>
+      <w:bookmarkEnd w:id="18"/>
+    </w:p>
+    <w:p>
+      <w:r>
+        <w:t>Belirlenen modeller eğitim setiyle eğitildikten sonra, performanslarını ölçmek amacıyla %20'lik test seti üzerinde test edilmiştir. Her bir modelin test sonuçları doğrultusunda elde edilen 'Doğruluk' (Accuracy) skorları aşağıda karşılaştırmalı olarak sunulmuştur. Yapılan testler sonucunda Rastgele Orman modeli %82.68 başarı oranı ile en yüksek performansı sergilemiştir.</w:t>
+      </w:r>
+    </w:p>
+    <w:p>
+      <w:pPr>
+        <w:rPr>
+          <w:lang w:val="tr-TR"/>
+        </w:rPr>
+      </w:pPr>
+      <w:r>
+        <w:rPr>
+          <w:lang w:val="tr-TR"/>
+        </w:rPr>
+        <w:drawing>
+          <wp:inline distT="0" distB="0" distL="0" distR="0" wp14:anchorId="0343E55B" wp14:editId="76F95CAB">
+            <wp:extent cx="5486400" cy="4335780"/>
+            <wp:effectExtent l="0" t="0" r="0" b="7620"/>
+            <wp:docPr id="7" name="Resim 7"/>
+            <wp:cNvGraphicFramePr>
+              <a:graphicFrameLocks xmlns:a="http://schemas.openxmlformats.org/drawingml/2006/main" noChangeAspect="1"/>
+            </wp:cNvGraphicFramePr>
+            <a:graphic xmlns:a="http://schemas.openxmlformats.org/drawingml/2006/main">
+              <a:graphicData uri="http://schemas.openxmlformats.org/drawingml/2006/picture">
+                <pic:pic xmlns:pic="http://schemas.openxmlformats.org/drawingml/2006/picture">
+                  <pic:nvPicPr>
+                    <pic:cNvPr id="1" name=""/>
+                    <pic:cNvPicPr/>
+                  </pic:nvPicPr>
+                  <pic:blipFill>
+                    <a:blip r:embed="rId13"/>
+                    <a:stretch>
+                      <a:fillRect/>
+                    </a:stretch>
+                  </pic:blipFill>
+                  <pic:spPr>
+                    <a:xfrm>
+                      <a:off x="0" y="0"/>
+                      <a:ext cx="5486400" cy="4335780"/>
+                    </a:xfrm>
+                    <a:prstGeom prst="rect">
+                      <a:avLst/>
+                    </a:prstGeom>
+                  </pic:spPr>
+                </pic:pic>
+              </a:graphicData>
+            </a:graphic>
+          </wp:inline>
+        </w:drawing>
+      </w:r>
+    </w:p>
+    <w:p>
+      <w:pPr>
+        <w:pStyle w:val="Balk2"/>
+        <w:rPr>
+          <w:lang w:val="tr-TR"/>
+        </w:rPr>
+      </w:pPr>
+      <w:bookmarkStart w:id="19" w:name="_Toc220588695"/>
       <w:r>
         <w:rPr>
           <w:lang w:val="tr-TR"/>
         </w:rPr>
         <w:lastRenderedPageBreak/>
-        <w:t xml:space="preserve">Problemin Çözümüne Yönelik </w:t>
-      </w:r>
-      <w:r>
-        <w:rPr>
-          <w:lang w:val="tr-TR"/>
-        </w:rPr>
-        <w:t>Modeller (Algoritma</w:t>
-      </w:r>
-      <w:r>
-        <w:rPr>
-          <w:lang w:val="tr-TR"/>
-        </w:rPr>
-        <w:t xml:space="preserve"> + Veri</w:t>
-      </w:r>
-      <w:r>
-        <w:rPr>
-          <w:lang w:val="tr-TR"/>
-        </w:rPr>
-        <w:t>)</w:t>
-      </w:r>
-      <w:bookmarkEnd w:id="18"/>
-    </w:p>
-    <w:p>
-      <w:pPr>
-        <w:pStyle w:val="ListeParagraf"/>
-        <w:numPr>
-          <w:ilvl w:val="0"/>
-          <w:numId w:val="6"/>
-        </w:numPr>
-        <w:jc w:val="both"/>
-        <w:rPr>
-          <w:lang w:val="tr-TR"/>
-        </w:rPr>
-      </w:pPr>
-      <w:r>
-        <w:rPr>
-          <w:lang w:val="tr-TR"/>
-        </w:rPr>
-        <w:t>Bir ö</w:t>
-      </w:r>
-      <w:r>
-        <w:rPr>
-          <w:lang w:val="tr-TR"/>
-        </w:rPr>
-        <w:t xml:space="preserve">ğrenme modelini veri ile birlikte kullanılan algoritma </w:t>
-      </w:r>
-      <w:r>
-        <w:rPr>
-          <w:lang w:val="tr-TR"/>
-        </w:rPr>
-        <w:t>(</w:t>
-      </w:r>
-      <w:r>
-        <w:rPr>
-          <w:i/>
-          <w:iCs/>
-          <w:lang w:val="tr-TR"/>
-        </w:rPr>
-        <w:t>Algoritma + Veri</w:t>
-      </w:r>
-      <w:r>
-        <w:rPr>
-          <w:lang w:val="tr-TR"/>
-        </w:rPr>
-        <w:t xml:space="preserve">) </w:t>
-      </w:r>
-      <w:r>
-        <w:rPr>
-          <w:lang w:val="tr-TR"/>
-        </w:rPr>
-        <w:t>oluşturmaktadır. Bu bölümde</w:t>
-      </w:r>
-      <w:r>
-        <w:rPr>
-          <w:lang w:val="tr-TR"/>
-        </w:rPr>
-        <w:t>,</w:t>
-      </w:r>
-      <w:r>
-        <w:rPr>
-          <w:lang w:val="tr-TR"/>
-        </w:rPr>
-        <w:t xml:space="preserve"> </w:t>
-      </w:r>
-      <w:r>
-        <w:rPr>
-          <w:lang w:val="tr-TR"/>
-        </w:rPr>
-        <w:t>projede</w:t>
-      </w:r>
-      <w:r>
-        <w:rPr>
-          <w:lang w:val="tr-TR"/>
-        </w:rPr>
-        <w:t xml:space="preserve"> ele alınan </w:t>
-      </w:r>
-      <w:r>
-        <w:rPr>
-          <w:lang w:val="tr-TR"/>
-        </w:rPr>
-        <w:t>problemin çözümüne yönelik kullanabileceğiniz mo</w:t>
-      </w:r>
-      <w:r>
-        <w:rPr>
-          <w:lang w:val="tr-TR"/>
-        </w:rPr>
-        <w:t>delleri listeleyiniz.</w:t>
-      </w:r>
-      <w:r>
-        <w:rPr>
-          <w:lang w:val="tr-TR"/>
-        </w:rPr>
-        <w:t xml:space="preserve"> </w:t>
-      </w:r>
-    </w:p>
-    <w:p>
-      <w:pPr>
-        <w:pStyle w:val="ListeParagraf"/>
-        <w:numPr>
-          <w:ilvl w:val="0"/>
-          <w:numId w:val="6"/>
-        </w:numPr>
-        <w:jc w:val="both"/>
-        <w:rPr>
-          <w:lang w:val="tr-TR"/>
-        </w:rPr>
-      </w:pPr>
-      <w:r>
-        <w:rPr>
-          <w:lang w:val="tr-TR"/>
-        </w:rPr>
-        <w:t>Bu modelleri sırasıyla kullanarak projenin başarı ölçütlerini karşılayan en uygun model hakkında karar ver</w:t>
-      </w:r>
-      <w:r>
-        <w:rPr>
-          <w:lang w:val="tr-TR"/>
-        </w:rPr>
-        <w:t>mek için sonraki bölümlerdeki etkinlikleri gerçekleştiriniz</w:t>
-      </w:r>
-      <w:r>
-        <w:rPr>
-          <w:lang w:val="tr-TR"/>
-        </w:rPr>
-        <w:t xml:space="preserve"> ve ekran görüntülerini paylaşınız.</w:t>
-      </w:r>
-    </w:p>
-    <w:p>
-      <w:pPr>
-        <w:jc w:val="both"/>
-        <w:rPr>
-          <w:lang w:val="tr-TR"/>
-        </w:rPr>
-      </w:pPr>
-    </w:p>
-    <w:p>
-      <w:pPr>
-        <w:pStyle w:val="Balk2"/>
-        <w:rPr>
-          <w:lang w:val="tr-TR"/>
-        </w:rPr>
-      </w:pPr>
-      <w:bookmarkStart w:id="19" w:name="_Toc220588694"/>
-      <w:r>
-        <w:rPr>
-          <w:lang w:val="tr-TR"/>
-        </w:rPr>
-        <w:t>Model</w:t>
-      </w:r>
-      <w:r>
-        <w:rPr>
-          <w:lang w:val="tr-TR"/>
-        </w:rPr>
-        <w:t>lerin</w:t>
-      </w:r>
-      <w:r>
-        <w:rPr>
-          <w:lang w:val="tr-TR"/>
-        </w:rPr>
-        <w:t xml:space="preserve"> Eğitimi ve Test Edilmesi</w:t>
+        <w:t>Modellerin Değerlendirilmesi</w:t>
+      </w:r>
+      <w:r>
+        <w:rPr>
+          <w:lang w:val="tr-TR"/>
+        </w:rPr>
+        <w:t xml:space="preserve"> ve İyileştirilmesi</w:t>
       </w:r>
       <w:bookmarkEnd w:id="19"/>
     </w:p>
     <w:p>
       <w:pPr>
-        <w:pStyle w:val="ListeParagraf"/>
-        <w:numPr>
-          <w:ilvl w:val="0"/>
-          <w:numId w:val="6"/>
-        </w:numPr>
-        <w:jc w:val="both"/>
-        <w:rPr>
-          <w:lang w:val="tr-TR"/>
-        </w:rPr>
-      </w:pPr>
-      <w:r>
-        <w:rPr>
-          <w:lang w:val="tr-TR"/>
-        </w:rPr>
-        <w:t xml:space="preserve">Bu bölümde </w:t>
-      </w:r>
-      <w:r>
-        <w:rPr>
-          <w:lang w:val="tr-TR"/>
-        </w:rPr>
-        <w:t>projede ele alınan problemin çözümüne yönelik</w:t>
-      </w:r>
-      <w:r>
-        <w:rPr>
-          <w:lang w:val="tr-TR"/>
-        </w:rPr>
-        <w:t xml:space="preserve"> belirlediğiniz modellerin eğitimi ve test adımlarını gerçekleştirerek </w:t>
-      </w:r>
-      <w:r>
-        <w:rPr>
-          <w:lang w:val="tr-TR"/>
-        </w:rPr>
-        <w:t xml:space="preserve">bu adımların </w:t>
-      </w:r>
-      <w:r>
-        <w:rPr>
-          <w:lang w:val="tr-TR"/>
-        </w:rPr>
-        <w:t>ilgili çıktıları</w:t>
-      </w:r>
-      <w:r>
-        <w:rPr>
-          <w:lang w:val="tr-TR"/>
-        </w:rPr>
-        <w:t>nı, program kodlarını</w:t>
-      </w:r>
-      <w:r>
-        <w:rPr>
-          <w:lang w:val="tr-TR"/>
-        </w:rPr>
-        <w:t xml:space="preserve"> ve </w:t>
-      </w:r>
-      <w:r>
-        <w:rPr>
-          <w:lang w:val="tr-TR"/>
-        </w:rPr>
-        <w:t xml:space="preserve">ilgili </w:t>
-      </w:r>
-      <w:r>
-        <w:rPr>
-          <w:lang w:val="tr-TR"/>
-        </w:rPr>
-        <w:t>ekran görüntülerini paylaşınız.</w:t>
-      </w:r>
-    </w:p>
-    <w:p>
-      <w:pPr>
-        <w:jc w:val="both"/>
-        <w:rPr>
-          <w:lang w:val="tr-TR"/>
-        </w:rPr>
-      </w:pPr>
-    </w:p>
-    <w:p>
-      <w:pPr>
-        <w:pStyle w:val="Balk2"/>
-        <w:rPr>
-          <w:lang w:val="tr-TR"/>
-        </w:rPr>
-      </w:pPr>
-      <w:bookmarkStart w:id="20" w:name="_Toc220588695"/>
-      <w:r>
-        <w:rPr>
-          <w:lang w:val="tr-TR"/>
-        </w:rPr>
-        <w:t>Modellerin Değerlendirilmesi</w:t>
-      </w:r>
-      <w:r>
-        <w:rPr>
-          <w:lang w:val="tr-TR"/>
-        </w:rPr>
-        <w:t xml:space="preserve"> ve İyileştirilmesi</w:t>
-      </w:r>
-      <w:bookmarkEnd w:id="20"/>
-    </w:p>
-    <w:p>
-      <w:pPr>
-        <w:pStyle w:val="ListeParagraf"/>
-        <w:numPr>
-          <w:ilvl w:val="0"/>
-          <w:numId w:val="6"/>
-        </w:numPr>
-        <w:jc w:val="both"/>
-        <w:rPr>
-          <w:lang w:val="tr-TR"/>
-        </w:rPr>
-      </w:pPr>
-      <w:r>
-        <w:rPr>
-          <w:lang w:val="tr-TR"/>
-        </w:rPr>
-        <w:t xml:space="preserve">Bir önceki bölümde yapmış olduğunuz eğitim ve test </w:t>
-      </w:r>
-      <w:r>
-        <w:rPr>
-          <w:lang w:val="tr-TR"/>
-        </w:rPr>
-        <w:t>işlemlerinin sonuçlarını değerlendiriniz, problemin çözümüne yönelik en uygun modeli seçiniz ve gerekçesini açıklayınız.</w:t>
-      </w:r>
-      <w:r>
-        <w:rPr>
-          <w:lang w:val="tr-TR"/>
-        </w:rPr>
-        <w:t xml:space="preserve"> İlgili grafikleri, program kodlarını ve ekran görüntülerini paylaşınız.</w:t>
-      </w:r>
-    </w:p>
-    <w:p>
-      <w:pPr>
-        <w:jc w:val="both"/>
-        <w:rPr>
-          <w:lang w:val="tr-TR"/>
-        </w:rPr>
+        <w:pStyle w:val="NormalWeb"/>
+      </w:pPr>
+      <w:r>
+        <w:t xml:space="preserve">Eğitilen 6 farklı modelin test seti üzerindeki performansları karşılaştırıldığında; Lojistik Regresyon, Naive Bayes ve SVM gibi modellerin %78-%80 bandında sonuçlar verdiği görülmüştür. Ancak </w:t>
+      </w:r>
+      <w:r>
+        <w:rPr>
+          <w:bCs/>
+        </w:rPr>
+        <w:t>Rastgele Orman (Random Forest)</w:t>
+      </w:r>
+      <w:r>
+        <w:t xml:space="preserve"> algoritması, </w:t>
+      </w:r>
+      <w:r>
+        <w:rPr>
+          <w:bCs/>
+        </w:rPr>
+        <w:t>%82.68</w:t>
+      </w:r>
+      <w:r>
+        <w:t>'</w:t>
+      </w:r>
+      <w:r>
+        <w:t>lik doğruluk (accuracy) oranıyla tüm modeller arasında en yüksek başarıyı sergilemiştir.Rastgele Orman modelinin diğerlerine göre daha başarılı olmasının temel sebebi, veri setindeki cinsiyet, yaş ve yolcu sınıfı gibi değişkenler arasındaki doğrusal olmayan karmaşık ilişkileri, çoklu karar ağaçları yapısı sayesinde daha iyi yakalayabilmesidir. Bu sonuçlar doğrultusunda, Titanic faciasındaki hayatta kalma durumunu en güvenilir şekilde tahmin eden 'En İyi Model' olarak Rastgele Orman algoritması seçilmiştir.</w:t>
+      </w:r>
+    </w:p>
+    <w:p>
+      <w:pPr>
+        <w:pStyle w:val="NormalWeb"/>
+      </w:pPr>
+      <w:r>
+        <w:drawing>
+          <wp:anchor distT="0" distB="0" distL="114300" distR="114300" simplePos="0" relativeHeight="251659264" behindDoc="0" locked="0" layoutInCell="1" allowOverlap="1" wp14:anchorId="0217B2D6" wp14:editId="2B134978">
+            <wp:simplePos x="0" y="0"/>
+            <wp:positionH relativeFrom="column">
+              <wp:posOffset>589915</wp:posOffset>
+            </wp:positionH>
+            <wp:positionV relativeFrom="paragraph">
+              <wp:posOffset>234315</wp:posOffset>
+            </wp:positionV>
+            <wp:extent cx="4401820" cy="4749165"/>
+            <wp:effectExtent l="0" t="0" r="0" b="0"/>
+            <wp:wrapSquare wrapText="bothSides"/>
+            <wp:docPr id="8" name="Resim 8"/>
+            <wp:cNvGraphicFramePr>
+              <a:graphicFrameLocks xmlns:a="http://schemas.openxmlformats.org/drawingml/2006/main" noChangeAspect="1"/>
+            </wp:cNvGraphicFramePr>
+            <a:graphic xmlns:a="http://schemas.openxmlformats.org/drawingml/2006/main">
+              <a:graphicData uri="http://schemas.openxmlformats.org/drawingml/2006/picture">
+                <pic:pic xmlns:pic="http://schemas.openxmlformats.org/drawingml/2006/picture">
+                  <pic:nvPicPr>
+                    <pic:cNvPr id="1" name=""/>
+                    <pic:cNvPicPr/>
+                  </pic:nvPicPr>
+                  <pic:blipFill>
+                    <a:blip r:embed="rId14">
+                      <a:extLst>
+                        <a:ext uri="{28A0092B-C50C-407E-A947-70E740481C1C}">
+                          <a14:useLocalDpi xmlns:a14="http://schemas.microsoft.com/office/drawing/2010/main" val="0"/>
+                        </a:ext>
+                      </a:extLst>
+                    </a:blip>
+                    <a:stretch>
+                      <a:fillRect/>
+                    </a:stretch>
+                  </pic:blipFill>
+                  <pic:spPr>
+                    <a:xfrm>
+                      <a:off x="0" y="0"/>
+                      <a:ext cx="4401820" cy="4749165"/>
+                    </a:xfrm>
+                    <a:prstGeom prst="rect">
+                      <a:avLst/>
+                    </a:prstGeom>
+                  </pic:spPr>
+                </pic:pic>
+              </a:graphicData>
+            </a:graphic>
+            <wp14:sizeRelH relativeFrom="margin">
+              <wp14:pctWidth>0</wp14:pctWidth>
+            </wp14:sizeRelH>
+            <wp14:sizeRelV relativeFrom="margin">
+              <wp14:pctHeight>0</wp14:pctHeight>
+            </wp14:sizeRelV>
+          </wp:anchor>
+        </w:drawing>
+      </w:r>
+    </w:p>
+    <w:p>
+      <w:pPr>
+        <w:pStyle w:val="NormalWeb"/>
+      </w:pPr>
+    </w:p>
+    <w:p>
+      <w:pPr>
+        <w:pStyle w:val="NormalWeb"/>
+      </w:pPr>
+    </w:p>
+    <w:p>
+      <w:pPr>
+        <w:pStyle w:val="NormalWeb"/>
+      </w:pPr>
+    </w:p>
+    <w:p>
+      <w:pPr>
+        <w:pStyle w:val="NormalWeb"/>
+      </w:pPr>
+    </w:p>
+    <w:p>
+      <w:pPr>
+        <w:pStyle w:val="NormalWeb"/>
+      </w:pPr>
+    </w:p>
+    <w:p>
+      <w:pPr>
+        <w:pStyle w:val="NormalWeb"/>
+      </w:pPr>
+    </w:p>
+    <w:p>
+      <w:pPr>
+        <w:pStyle w:val="NormalWeb"/>
+      </w:pPr>
+    </w:p>
+    <w:p>
+      <w:pPr>
+        <w:pStyle w:val="NormalWeb"/>
+      </w:pPr>
+    </w:p>
+    <w:p>
+      <w:pPr>
+        <w:pStyle w:val="NormalWeb"/>
+      </w:pPr>
+    </w:p>
+    <w:p>
+      <w:pPr>
+        <w:pStyle w:val="NormalWeb"/>
+      </w:pPr>
+    </w:p>
+    <w:p>
+      <w:pPr>
+        <w:pStyle w:val="NormalWeb"/>
+      </w:pPr>
+    </w:p>
+    <w:p>
+      <w:pPr>
+        <w:pStyle w:val="NormalWeb"/>
+      </w:pPr>
+    </w:p>
+    <w:p>
+      <w:pPr>
+        <w:pStyle w:val="NormalWeb"/>
+      </w:pPr>
+    </w:p>
+    <w:p>
+      <w:pPr>
+        <w:pStyle w:val="NormalWeb"/>
+      </w:pPr>
+    </w:p>
+    <w:p>
+      <w:pPr>
+        <w:pStyle w:val="NormalWeb"/>
+      </w:pPr>
+    </w:p>
+    <w:p>
+      <w:pPr>
+        <w:pStyle w:val="NormalWeb"/>
       </w:pPr>
     </w:p>
     <w:p>
@@ -6098,11 +6448,12 @@
           <w:lang w:val="tr-TR"/>
         </w:rPr>
       </w:pPr>
-      <w:bookmarkStart w:id="21" w:name="_Toc220588696"/>
-      <w:r>
-        <w:rPr>
-          <w:lang w:val="tr-TR"/>
-        </w:rPr>
+      <w:bookmarkStart w:id="20" w:name="_Toc220588696"/>
+      <w:r>
+        <w:rPr>
+          <w:lang w:val="tr-TR"/>
+        </w:rPr>
+        <w:lastRenderedPageBreak/>
         <w:t>Değerlendirme</w:t>
       </w:r>
       <w:r>
@@ -6111,200 +6462,517 @@
         </w:rPr>
         <w:t>:</w:t>
       </w:r>
-      <w:bookmarkEnd w:id="21"/>
-    </w:p>
-    <w:p>
-      <w:pPr>
-        <w:pStyle w:val="ListeParagraf"/>
-        <w:numPr>
-          <w:ilvl w:val="0"/>
-          <w:numId w:val="6"/>
-        </w:numPr>
+      <w:bookmarkEnd w:id="20"/>
+    </w:p>
+    <w:p>
+      <w:pPr>
         <w:jc w:val="both"/>
-        <w:rPr>
-          <w:lang w:val="tr-TR"/>
-        </w:rPr>
-      </w:pPr>
-      <w:r>
-        <w:rPr>
-          <w:lang w:val="tr-TR"/>
-        </w:rPr>
-        <w:t>Eğitilen modelin performansını test seti üzerinde değerlendirme.</w:t>
-      </w:r>
-    </w:p>
-    <w:p>
-      <w:pPr>
-        <w:pStyle w:val="ListeParagraf"/>
-        <w:numPr>
-          <w:ilvl w:val="0"/>
-          <w:numId w:val="6"/>
-        </w:numPr>
+      </w:pPr>
+      <w:r>
+        <w:t xml:space="preserve">Seçilen modelin performansı; </w:t>
+      </w:r>
+      <w:r>
+        <w:rPr>
+          <w:rStyle w:val="citation-550"/>
+          <w:bCs/>
+        </w:rPr>
+        <w:t>Doğruluk (Accuracy)</w:t>
+      </w:r>
+      <w:r>
+        <w:rPr>
+          <w:rStyle w:val="citation-550"/>
+        </w:rPr>
+        <w:t xml:space="preserve">, </w:t>
+      </w:r>
+      <w:r>
+        <w:rPr>
+          <w:rStyle w:val="citation-550"/>
+          <w:bCs/>
+        </w:rPr>
+        <w:t>Kesinlik (Precision)</w:t>
+      </w:r>
+      <w:r>
+        <w:rPr>
+          <w:rStyle w:val="citation-550"/>
+        </w:rPr>
+        <w:t>,</w:t>
+      </w:r>
+      <w:r>
+        <w:rPr>
+          <w:rStyle w:val="citation-550"/>
+        </w:rPr>
+        <w:t xml:space="preserve"> </w:t>
+      </w:r>
+      <w:r>
+        <w:rPr>
+          <w:rStyle w:val="citation-550"/>
+          <w:bCs/>
+        </w:rPr>
+        <w:t>Geri Çağırma (Recall)</w:t>
+      </w:r>
+      <w:r>
+        <w:rPr>
+          <w:rStyle w:val="citation-550"/>
+        </w:rPr>
+        <w:t xml:space="preserve"> ve </w:t>
+      </w:r>
+      <w:r>
+        <w:rPr>
+          <w:rStyle w:val="citation-550"/>
+          <w:bCs/>
+        </w:rPr>
+        <w:t>F1-Skoru</w:t>
+      </w:r>
+      <w:r>
+        <w:rPr>
+          <w:rStyle w:val="citation-550"/>
+        </w:rPr>
+        <w:t xml:space="preserve"> metrikleri kullanılarak test seti üzerinde detaylıca değerlendirilmiştir</w:t>
+      </w:r>
+      <w:r>
+        <w:t>.</w:t>
+      </w:r>
+    </w:p>
+    <w:p>
+      <w:pPr>
         <w:jc w:val="both"/>
-        <w:rPr>
-          <w:lang w:val="tr-TR"/>
-        </w:rPr>
-      </w:pPr>
-      <w:r>
-        <w:rPr>
-          <w:lang w:val="tr-TR"/>
-        </w:rPr>
-        <w:t>Doğruluk (</w:t>
-      </w:r>
-      <w:r>
-        <w:rPr>
-          <w:lang w:val="tr-TR"/>
-        </w:rPr>
-        <w:t>“</w:t>
-      </w:r>
-      <w:proofErr w:type="spellStart"/>
-      <w:r>
-        <w:rPr>
-          <w:lang w:val="tr-TR"/>
-        </w:rPr>
-        <w:t>accuracy</w:t>
-      </w:r>
-      <w:proofErr w:type="spellEnd"/>
-      <w:r>
-        <w:rPr>
-          <w:lang w:val="tr-TR"/>
-        </w:rPr>
-        <w:t>”</w:t>
-      </w:r>
-      <w:r>
-        <w:rPr>
-          <w:lang w:val="tr-TR"/>
-        </w:rPr>
-        <w:t>), kesinlik (</w:t>
-      </w:r>
-      <w:r>
-        <w:rPr>
-          <w:lang w:val="tr-TR"/>
-        </w:rPr>
-        <w:t>“</w:t>
-      </w:r>
-      <w:proofErr w:type="spellStart"/>
-      <w:r>
-        <w:rPr>
-          <w:lang w:val="tr-TR"/>
-        </w:rPr>
-        <w:t>precision</w:t>
-      </w:r>
-      <w:proofErr w:type="spellEnd"/>
-      <w:r>
-        <w:rPr>
-          <w:lang w:val="tr-TR"/>
-        </w:rPr>
-        <w:t>”</w:t>
-      </w:r>
-      <w:r>
-        <w:rPr>
-          <w:lang w:val="tr-TR"/>
-        </w:rPr>
-        <w:t>), geri çağırma (</w:t>
-      </w:r>
-      <w:r>
-        <w:rPr>
-          <w:lang w:val="tr-TR"/>
-        </w:rPr>
-        <w:t>“</w:t>
-      </w:r>
-      <w:proofErr w:type="spellStart"/>
-      <w:r>
-        <w:rPr>
-          <w:lang w:val="tr-TR"/>
-        </w:rPr>
-        <w:t>recall</w:t>
-      </w:r>
-      <w:proofErr w:type="spellEnd"/>
-      <w:r>
-        <w:rPr>
-          <w:lang w:val="tr-TR"/>
-        </w:rPr>
-        <w:t>”</w:t>
-      </w:r>
-      <w:r>
-        <w:rPr>
-          <w:lang w:val="tr-TR"/>
-        </w:rPr>
-        <w:t>), F1-skoru, RMSE, R-kare gibi uygun metrikleri kullanma.</w:t>
-      </w:r>
-    </w:p>
-    <w:p>
-      <w:pPr>
-        <w:pStyle w:val="ListeParagraf"/>
-        <w:numPr>
-          <w:ilvl w:val="0"/>
-          <w:numId w:val="6"/>
-        </w:numPr>
+      </w:pPr>
+    </w:p>
+    <w:p>
+      <w:pPr>
         <w:jc w:val="both"/>
-        <w:rPr>
-          <w:lang w:val="tr-TR"/>
-        </w:rPr>
-      </w:pPr>
-      <w:r>
-        <w:rPr>
-          <w:lang w:val="tr-TR"/>
-        </w:rPr>
-        <w:t xml:space="preserve">Modelin </w:t>
-      </w:r>
-      <w:proofErr w:type="spellStart"/>
-      <w:r>
-        <w:rPr>
-          <w:lang w:val="tr-TR"/>
-        </w:rPr>
-        <w:t>genellenebilirliğini</w:t>
-      </w:r>
-      <w:proofErr w:type="spellEnd"/>
-      <w:r>
-        <w:rPr>
-          <w:lang w:val="tr-TR"/>
-        </w:rPr>
-        <w:t xml:space="preserve"> kontrol etme (</w:t>
-      </w:r>
-      <w:r>
-        <w:rPr>
-          <w:lang w:val="tr-TR"/>
-        </w:rPr>
-        <w:t>“</w:t>
-      </w:r>
-      <w:proofErr w:type="spellStart"/>
-      <w:r>
-        <w:rPr>
-          <w:lang w:val="tr-TR"/>
-        </w:rPr>
-        <w:t>overfitting</w:t>
-      </w:r>
-      <w:proofErr w:type="spellEnd"/>
-      <w:r>
-        <w:rPr>
-          <w:lang w:val="tr-TR"/>
-        </w:rPr>
-        <w:t>/</w:t>
-      </w:r>
-      <w:proofErr w:type="spellStart"/>
-      <w:r>
-        <w:rPr>
-          <w:lang w:val="tr-TR"/>
-        </w:rPr>
-        <w:t>underfitting</w:t>
-      </w:r>
-      <w:proofErr w:type="spellEnd"/>
-      <w:r>
-        <w:rPr>
-          <w:lang w:val="tr-TR"/>
-        </w:rPr>
-        <w:t>”</w:t>
-      </w:r>
-      <w:r>
-        <w:rPr>
-          <w:lang w:val="tr-TR"/>
-        </w:rPr>
-        <w:t>).</w:t>
+      </w:pPr>
+      <w:r>
+        <w:t xml:space="preserve"> </w:t>
+      </w:r>
+      <w:r>
+        <w:rPr>
+          <w:rStyle w:val="citation-549"/>
+          <w:b/>
+        </w:rPr>
+        <w:t xml:space="preserve">* </w:t>
+      </w:r>
+      <w:r>
+        <w:rPr>
+          <w:rStyle w:val="citation-549"/>
+          <w:bCs/>
+        </w:rPr>
+        <w:t>Doğruluk (Accuracy):</w:t>
+      </w:r>
+      <w:r>
+        <w:rPr>
+          <w:rStyle w:val="citation-549"/>
+        </w:rPr>
+        <w:t xml:space="preserve"> </w:t>
+      </w:r>
+      <w:r>
+        <w:rPr>
+          <w:rStyle w:val="citation-549"/>
+        </w:rPr>
+        <w:t>Modelin genel başarı oranı %</w:t>
+      </w:r>
+      <w:r>
+        <w:rPr>
+          <w:rStyle w:val="citation-549"/>
+        </w:rPr>
+        <w:t>78</w:t>
+      </w:r>
+      <w:r>
+        <w:rPr>
+          <w:rStyle w:val="citation-549"/>
+        </w:rPr>
+        <w:t xml:space="preserve"> olarak gerçekleşmiştir</w:t>
+      </w:r>
+      <w:r>
+        <w:t>.</w:t>
       </w:r>
     </w:p>
     <w:p>
       <w:pPr>
         <w:jc w:val="both"/>
+      </w:pPr>
+    </w:p>
+    <w:p>
+      <w:pPr>
+        <w:jc w:val="both"/>
+      </w:pPr>
+      <w:r>
+        <w:t xml:space="preserve"> </w:t>
+      </w:r>
+      <w:r>
+        <w:rPr>
+          <w:rStyle w:val="citation-548"/>
+        </w:rPr>
+        <w:t xml:space="preserve">* </w:t>
+      </w:r>
+      <w:r>
+        <w:rPr>
+          <w:rStyle w:val="citation-548"/>
+          <w:bCs/>
+        </w:rPr>
+        <w:t>Kesinlik (Precision):</w:t>
+      </w:r>
+      <w:r>
+        <w:rPr>
+          <w:rStyle w:val="citation-548"/>
+        </w:rPr>
+        <w:t xml:space="preserve"> Modelin 'hayatta kaldı' dediği kişilerin ne kadarının gerçekten hayatta kaldığını gösteren bu değer, sınıflandırma başarısının yüksek olduğunu kanıtlamaktadır</w:t>
+      </w:r>
+      <w:r>
+        <w:t xml:space="preserve">. </w:t>
+      </w:r>
+    </w:p>
+    <w:p>
+      <w:pPr>
+        <w:jc w:val="both"/>
+      </w:pPr>
+    </w:p>
+    <w:p>
+      <w:pPr>
+        <w:jc w:val="both"/>
+      </w:pPr>
+      <w:r>
+        <w:rPr>
+          <w:rStyle w:val="citation-547"/>
+        </w:rPr>
+        <w:t xml:space="preserve">* </w:t>
+      </w:r>
+      <w:r>
+        <w:rPr>
+          <w:rStyle w:val="citation-547"/>
+          <w:bCs/>
+        </w:rPr>
+        <w:t>Geri Çağırma (Recall):</w:t>
+      </w:r>
+      <w:r>
+        <w:rPr>
+          <w:rStyle w:val="citation-547"/>
+        </w:rPr>
+        <w:t xml:space="preserve"> Gerçekten hayatta kalanların ne kadarının model tarafından doğru yakalandığını ifade eder</w:t>
+      </w:r>
+      <w:r>
+        <w:t xml:space="preserve">. </w:t>
+      </w:r>
+    </w:p>
+    <w:p>
+      <w:pPr>
+        <w:jc w:val="both"/>
+      </w:pPr>
+    </w:p>
+    <w:p>
+      <w:pPr>
+        <w:jc w:val="both"/>
+      </w:pPr>
+      <w:r>
+        <w:rPr>
+          <w:rStyle w:val="citation-546"/>
+        </w:rPr>
+        <w:t xml:space="preserve">* </w:t>
+      </w:r>
+      <w:r>
+        <w:rPr>
+          <w:rStyle w:val="citation-546"/>
+          <w:bCs/>
+        </w:rPr>
+        <w:t>Genellenebilirlik:</w:t>
+      </w:r>
+      <w:r>
+        <w:rPr>
+          <w:rStyle w:val="citation-546"/>
+        </w:rPr>
+        <w:t xml:space="preserve"> Elde edilen metriklerin birbirine yakın olması, modelin veriyi ezberlemediğini (overfitting) ve yeni verilere karşı başarılı bir </w:t>
+      </w:r>
+      <w:r>
+        <w:rPr>
+          <w:rStyle w:val="citation-546"/>
+          <w:bCs/>
+        </w:rPr>
+        <w:t>genellenebilirlik</w:t>
+      </w:r>
+      <w:r>
+        <w:rPr>
+          <w:rStyle w:val="citation-546"/>
+        </w:rPr>
+        <w:t xml:space="preserve"> </w:t>
+      </w:r>
+      <w:r>
+        <w:rPr>
+          <w:rStyle w:val="citation-546"/>
+        </w:rPr>
+        <w:t>sunduğunu göstermektedir</w:t>
+      </w:r>
+      <w:r>
+        <w:t>.</w:t>
+      </w:r>
+    </w:p>
+    <w:p>
+      <w:pPr>
+        <w:jc w:val="both"/>
+        <w:rPr>
+          <w:lang w:val="tr-TR"/>
+        </w:rPr>
+      </w:pPr>
+    </w:p>
+    <w:p>
+      <w:pPr>
+        <w:jc w:val="both"/>
+        <w:rPr>
+          <w:lang w:val="tr-TR"/>
+        </w:rPr>
+      </w:pPr>
+    </w:p>
+    <w:p>
+      <w:pPr>
+        <w:jc w:val="both"/>
+        <w:rPr>
+          <w:lang w:val="tr-TR"/>
+        </w:rPr>
+      </w:pPr>
+    </w:p>
+    <w:p>
+      <w:pPr>
+        <w:rPr>
+          <w:lang w:val="tr-TR"/>
+        </w:rPr>
+      </w:pPr>
+    </w:p>
+    <w:p>
+      <w:pPr>
+        <w:rPr>
+          <w:lang w:val="tr-TR"/>
+        </w:rPr>
+      </w:pPr>
+      <w:r>
+        <w:rPr>
+          <w:lang w:val="tr-TR"/>
+        </w:rPr>
+        <w:drawing>
+          <wp:anchor distT="0" distB="0" distL="114300" distR="114300" simplePos="0" relativeHeight="251660288" behindDoc="0" locked="0" layoutInCell="1" allowOverlap="1" wp14:anchorId="148E6F74" wp14:editId="3B03631C">
+            <wp:simplePos x="0" y="0"/>
+            <wp:positionH relativeFrom="column">
+              <wp:posOffset>426085</wp:posOffset>
+            </wp:positionH>
+            <wp:positionV relativeFrom="paragraph">
+              <wp:posOffset>177706</wp:posOffset>
+            </wp:positionV>
+            <wp:extent cx="4727575" cy="2906395"/>
+            <wp:effectExtent l="0" t="0" r="0" b="8255"/>
+            <wp:wrapSquare wrapText="bothSides"/>
+            <wp:docPr id="9" name="Resim 9"/>
+            <wp:cNvGraphicFramePr>
+              <a:graphicFrameLocks xmlns:a="http://schemas.openxmlformats.org/drawingml/2006/main" noChangeAspect="1"/>
+            </wp:cNvGraphicFramePr>
+            <a:graphic xmlns:a="http://schemas.openxmlformats.org/drawingml/2006/main">
+              <a:graphicData uri="http://schemas.openxmlformats.org/drawingml/2006/picture">
+                <pic:pic xmlns:pic="http://schemas.openxmlformats.org/drawingml/2006/picture">
+                  <pic:nvPicPr>
+                    <pic:cNvPr id="1" name=""/>
+                    <pic:cNvPicPr/>
+                  </pic:nvPicPr>
+                  <pic:blipFill>
+                    <a:blip r:embed="rId15">
+                      <a:extLst>
+                        <a:ext uri="{28A0092B-C50C-407E-A947-70E740481C1C}">
+                          <a14:useLocalDpi xmlns:a14="http://schemas.microsoft.com/office/drawing/2010/main" val="0"/>
+                        </a:ext>
+                      </a:extLst>
+                    </a:blip>
+                    <a:stretch>
+                      <a:fillRect/>
+                    </a:stretch>
+                  </pic:blipFill>
+                  <pic:spPr>
+                    <a:xfrm>
+                      <a:off x="0" y="0"/>
+                      <a:ext cx="4727575" cy="2906395"/>
+                    </a:xfrm>
+                    <a:prstGeom prst="rect">
+                      <a:avLst/>
+                    </a:prstGeom>
+                  </pic:spPr>
+                </pic:pic>
+              </a:graphicData>
+            </a:graphic>
+            <wp14:sizeRelH relativeFrom="margin">
+              <wp14:pctWidth>0</wp14:pctWidth>
+            </wp14:sizeRelH>
+            <wp14:sizeRelV relativeFrom="margin">
+              <wp14:pctHeight>0</wp14:pctHeight>
+            </wp14:sizeRelV>
+          </wp:anchor>
+        </w:drawing>
+      </w:r>
+    </w:p>
+    <w:p>
+      <w:pPr>
+        <w:rPr>
+          <w:lang w:val="tr-TR"/>
+        </w:rPr>
+      </w:pPr>
+    </w:p>
+    <w:p>
+      <w:pPr>
+        <w:rPr>
+          <w:lang w:val="tr-TR"/>
+        </w:rPr>
+      </w:pPr>
+    </w:p>
+    <w:p>
+      <w:pPr>
+        <w:rPr>
+          <w:lang w:val="tr-TR"/>
+        </w:rPr>
+      </w:pPr>
+    </w:p>
+    <w:p>
+      <w:pPr>
+        <w:rPr>
+          <w:lang w:val="tr-TR"/>
+        </w:rPr>
+      </w:pPr>
+    </w:p>
+    <w:p>
+      <w:pPr>
+        <w:rPr>
+          <w:lang w:val="tr-TR"/>
+        </w:rPr>
+      </w:pPr>
+    </w:p>
+    <w:p>
+      <w:pPr>
+        <w:rPr>
+          <w:lang w:val="tr-TR"/>
+        </w:rPr>
+      </w:pPr>
+    </w:p>
+    <w:p>
+      <w:pPr>
+        <w:rPr>
+          <w:lang w:val="tr-TR"/>
+        </w:rPr>
+      </w:pPr>
+    </w:p>
+    <w:p>
+      <w:pPr>
+        <w:rPr>
+          <w:lang w:val="tr-TR"/>
+        </w:rPr>
+      </w:pPr>
+    </w:p>
+    <w:p>
+      <w:pPr>
+        <w:rPr>
+          <w:lang w:val="tr-TR"/>
+        </w:rPr>
+      </w:pPr>
+    </w:p>
+    <w:p>
+      <w:pPr>
+        <w:rPr>
+          <w:lang w:val="tr-TR"/>
+        </w:rPr>
+      </w:pPr>
+    </w:p>
+    <w:p>
+      <w:pPr>
+        <w:rPr>
+          <w:lang w:val="tr-TR"/>
+        </w:rPr>
+      </w:pPr>
+    </w:p>
+    <w:p>
+      <w:pPr>
+        <w:rPr>
+          <w:lang w:val="tr-TR"/>
+        </w:rPr>
+      </w:pPr>
+    </w:p>
+    <w:p>
+      <w:pPr>
+        <w:rPr>
+          <w:lang w:val="tr-TR"/>
+        </w:rPr>
+      </w:pPr>
+    </w:p>
+    <w:p>
+      <w:pPr>
+        <w:rPr>
+          <w:lang w:val="tr-TR"/>
+        </w:rPr>
+      </w:pPr>
+    </w:p>
+    <w:p>
+      <w:pPr>
+        <w:rPr>
+          <w:lang w:val="tr-TR"/>
+        </w:rPr>
+      </w:pPr>
+    </w:p>
+    <w:p>
+      <w:pPr>
+        <w:rPr>
+          <w:lang w:val="tr-TR"/>
+        </w:rPr>
+      </w:pPr>
+    </w:p>
+    <w:p>
+      <w:pPr>
+        <w:rPr>
+          <w:lang w:val="tr-TR"/>
+        </w:rPr>
+      </w:pPr>
+    </w:p>
+    <w:p>
+      <w:pPr>
+        <w:rPr>
+          <w:lang w:val="tr-TR"/>
+        </w:rPr>
+      </w:pPr>
+    </w:p>
+    <w:p>
+      <w:pPr>
+        <w:rPr>
+          <w:lang w:val="tr-TR"/>
+        </w:rPr>
+      </w:pPr>
+    </w:p>
+    <w:p>
+      <w:pPr>
+        <w:rPr>
+          <w:lang w:val="tr-TR"/>
+        </w:rPr>
+      </w:pPr>
+    </w:p>
+    <w:p>
+      <w:pPr>
+        <w:rPr>
+          <w:lang w:val="tr-TR"/>
+        </w:rPr>
+      </w:pPr>
+    </w:p>
+    <w:p>
+      <w:pPr>
+        <w:rPr>
+          <w:lang w:val="tr-TR"/>
+        </w:rPr>
+      </w:pPr>
+    </w:p>
+    <w:p>
+      <w:pPr>
+        <w:rPr>
+          <w:lang w:val="tr-TR"/>
+        </w:rPr>
+      </w:pPr>
+    </w:p>
+    <w:p>
+      <w:pPr>
+        <w:rPr>
+          <w:lang w:val="tr-TR"/>
+        </w:rPr>
+      </w:pPr>
+    </w:p>
+    <w:p>
+      <w:pPr>
         <w:rPr>
           <w:lang w:val="tr-TR"/>
         </w:rPr>
@@ -6318,11 +6986,12 @@
           <w:lang w:val="tr-TR"/>
         </w:rPr>
       </w:pPr>
-      <w:bookmarkStart w:id="22" w:name="_Toc220588697"/>
-      <w:r>
-        <w:rPr>
-          <w:lang w:val="tr-TR"/>
-        </w:rPr>
+      <w:bookmarkStart w:id="21" w:name="_Toc220588697"/>
+      <w:r>
+        <w:rPr>
+          <w:lang w:val="tr-TR"/>
+        </w:rPr>
+        <w:lastRenderedPageBreak/>
         <w:t>İyileştirme</w:t>
       </w:r>
       <w:r>
@@ -6331,112 +7000,244 @@
         </w:rPr>
         <w:t>:</w:t>
       </w:r>
+      <w:bookmarkEnd w:id="21"/>
+    </w:p>
+    <w:p>
+      <w:pPr>
+        <w:pStyle w:val="NormalWeb"/>
+      </w:pPr>
+      <w:r>
+        <w:rPr>
+          <w:rFonts w:hAnsi="Symbol"/>
+        </w:rPr>
+        <w:t></w:t>
+      </w:r>
+      <w:r>
+        <w:t xml:space="preserve">  </w:t>
+      </w:r>
+      <w:r>
+        <w:rPr>
+          <w:rStyle w:val="citation-680"/>
+          <w:b/>
+          <w:bCs/>
+        </w:rPr>
+        <w:t>Farklı Modelleri Deneme:</w:t>
+      </w:r>
+      <w:r>
+        <w:rPr>
+          <w:rStyle w:val="citation-680"/>
+        </w:rPr>
+        <w:t xml:space="preserve"> </w:t>
+      </w:r>
+      <w:r>
+        <w:rPr>
+          <w:rStyle w:val="citation-680"/>
+        </w:rPr>
+        <w:t xml:space="preserve">Projenin 3.2. aşamasında 6 farklı model (Lojistik Regresyon, KNN, SVM, Naive Bayes, Karar Ağaçları ve Rastgele Orman) denenmiştir. </w:t>
+      </w:r>
+      <w:r>
+        <w:rPr>
+          <w:rStyle w:val="citation-679"/>
+        </w:rPr>
+        <w:t xml:space="preserve">Bu denemeler sonucunda en yüksek başlangıç performansını gösteren </w:t>
+      </w:r>
+      <w:r>
+        <w:rPr>
+          <w:rStyle w:val="citation-679"/>
+          <w:bCs/>
+        </w:rPr>
+        <w:t>Rastgele Orman</w:t>
+      </w:r>
+      <w:r>
+        <w:rPr>
+          <w:rStyle w:val="citation-679"/>
+        </w:rPr>
+        <w:t xml:space="preserve"> algoritması final modeli olarak seçilmiştir.</w:t>
+      </w:r>
+    </w:p>
+    <w:p>
+      <w:pPr>
+        <w:pStyle w:val="NormalWeb"/>
+      </w:pPr>
+      <w:r>
+        <w:rPr>
+          <w:rFonts w:hAnsi="Symbol"/>
+        </w:rPr>
+        <w:t></w:t>
+      </w:r>
+      <w:r>
+        <w:t xml:space="preserve">  </w:t>
+      </w:r>
+      <w:r>
+        <w:rPr>
+          <w:rStyle w:val="citation-678"/>
+          <w:b/>
+          <w:bCs/>
+        </w:rPr>
+        <w:t>Çapraz Doğrulama (Cross-Validation):</w:t>
+      </w:r>
+      <w:r>
+        <w:rPr>
+          <w:rStyle w:val="citation-678"/>
+        </w:rPr>
+        <w:t xml:space="preserve"> </w:t>
+      </w:r>
+      <w:r>
+        <w:rPr>
+          <w:rStyle w:val="citation-678"/>
+        </w:rPr>
+        <w:t xml:space="preserve">Modelin sadece belirli bir veri grubunda değil, tüm veri setinde tutarlı çalışıp çalışmadığını ölçmek için 5-katlı (5-fold) çapraz doğrulama yapılmıştır. </w:t>
+      </w:r>
+      <w:r>
+        <w:rPr>
+          <w:rStyle w:val="citation-677"/>
+        </w:rPr>
+        <w:t>Elde edilen %{cv_sonuclari.mean()*100:.2f} ortalama başarı, modelin genellenebilir olduğunu kanıtlamıştır."</w:t>
+      </w:r>
+    </w:p>
+    <w:p>
+      <w:pPr>
+        <w:pStyle w:val="NormalWeb"/>
+        <w:rPr>
+          <w:rStyle w:val="citation-675"/>
+        </w:rPr>
+      </w:pPr>
+      <w:r>
+        <w:rPr>
+          <w:rFonts w:hAnsi="Symbol"/>
+        </w:rPr>
+        <w:t></w:t>
+      </w:r>
+      <w:r>
+        <w:t xml:space="preserve">  </w:t>
+      </w:r>
+      <w:r>
+        <w:rPr>
+          <w:rStyle w:val="citation-676"/>
+          <w:b/>
+          <w:bCs/>
+        </w:rPr>
+        <w:t>Hiperparametre Ayarlama (Tuning):</w:t>
+      </w:r>
+      <w:r>
+        <w:rPr>
+          <w:rStyle w:val="citation-676"/>
+        </w:rPr>
+        <w:t xml:space="preserve"> </w:t>
+      </w:r>
+      <w:r>
+        <w:rPr>
+          <w:rStyle w:val="citation-676"/>
+        </w:rPr>
+        <w:t xml:space="preserve">Seçilen modelin performansını maksimize etmek için </w:t>
+      </w:r>
+      <w:r>
+        <w:rPr>
+          <w:rStyle w:val="citation-676"/>
+          <w:rFonts w:ascii="Courier New" w:hAnsi="Courier New" w:cs="Courier New"/>
+          <w:sz w:val="20"/>
+          <w:szCs w:val="20"/>
+        </w:rPr>
+        <w:t>GridSearchCV</w:t>
+      </w:r>
+      <w:r>
+        <w:rPr>
+          <w:rStyle w:val="citation-676"/>
+        </w:rPr>
+        <w:t xml:space="preserve"> yöntemiyle parametre optimizasyonu yapılmıştır. </w:t>
+      </w:r>
+      <w:r>
+        <w:rPr>
+          <w:rStyle w:val="citation-675"/>
+        </w:rPr>
+        <w:t>Ağaç sayısı ve derinlik gibi kritik ayarlar en ideal seviyeye getirilmiş ve modelin başarısı iyileştirilmiştir.</w:t>
+      </w:r>
+    </w:p>
+    <w:p>
+      <w:pPr>
+        <w:pStyle w:val="NormalWeb"/>
+      </w:pPr>
+      <w:bookmarkStart w:id="22" w:name="_GoBack"/>
       <w:bookmarkEnd w:id="22"/>
-    </w:p>
-    <w:p>
-      <w:pPr>
-        <w:pStyle w:val="ListeParagraf"/>
-        <w:numPr>
-          <w:ilvl w:val="0"/>
-          <w:numId w:val="6"/>
-        </w:numPr>
-        <w:jc w:val="both"/>
-        <w:rPr>
-          <w:lang w:val="tr-TR"/>
-        </w:rPr>
-      </w:pPr>
-      <w:r>
-        <w:rPr>
-          <w:lang w:val="tr-TR"/>
-        </w:rPr>
-        <w:t xml:space="preserve">Modelin performansını artırmak için </w:t>
-      </w:r>
-      <w:proofErr w:type="spellStart"/>
-      <w:r>
-        <w:rPr>
-          <w:lang w:val="tr-TR"/>
-        </w:rPr>
-        <w:t>hiper</w:t>
-      </w:r>
-      <w:proofErr w:type="spellEnd"/>
-      <w:r>
-        <w:rPr>
-          <w:lang w:val="tr-TR"/>
-        </w:rPr>
-        <w:t xml:space="preserve"> </w:t>
-      </w:r>
-      <w:r>
-        <w:rPr>
-          <w:lang w:val="tr-TR"/>
-        </w:rPr>
-        <w:t>parametreleri ayarlama (</w:t>
-      </w:r>
-      <w:proofErr w:type="spellStart"/>
-      <w:r>
-        <w:rPr>
-          <w:lang w:val="tr-TR"/>
-        </w:rPr>
-        <w:t>tuning</w:t>
-      </w:r>
-      <w:proofErr w:type="spellEnd"/>
-      <w:r>
-        <w:rPr>
-          <w:lang w:val="tr-TR"/>
-        </w:rPr>
-        <w:t>).</w:t>
-      </w:r>
-    </w:p>
-    <w:p>
-      <w:pPr>
-        <w:pStyle w:val="ListeParagraf"/>
-        <w:numPr>
-          <w:ilvl w:val="0"/>
-          <w:numId w:val="6"/>
-        </w:numPr>
-        <w:jc w:val="both"/>
-        <w:rPr>
-          <w:lang w:val="tr-TR"/>
-        </w:rPr>
-      </w:pPr>
-      <w:r>
-        <w:rPr>
-          <w:lang w:val="tr-TR"/>
-        </w:rPr>
-        <w:t>Çapraz doğrulama (</w:t>
-      </w:r>
-      <w:proofErr w:type="spellStart"/>
-      <w:r>
-        <w:rPr>
-          <w:lang w:val="tr-TR"/>
-        </w:rPr>
-        <w:t>cross-validation</w:t>
-      </w:r>
-      <w:proofErr w:type="spellEnd"/>
-      <w:r>
-        <w:rPr>
-          <w:lang w:val="tr-TR"/>
-        </w:rPr>
-        <w:t>) gibi teknikleri kullanma.</w:t>
-      </w:r>
-    </w:p>
-    <w:p>
-      <w:pPr>
-        <w:pStyle w:val="ListeParagraf"/>
-        <w:numPr>
-          <w:ilvl w:val="0"/>
-          <w:numId w:val="6"/>
-        </w:numPr>
-        <w:jc w:val="both"/>
-        <w:rPr>
-          <w:lang w:val="tr-TR"/>
-        </w:rPr>
-      </w:pPr>
-      <w:r>
-        <w:rPr>
-          <w:lang w:val="tr-TR"/>
-        </w:rPr>
-        <w:t>Farklı modelleri deneme ve en iyi performansı göstereni seçme.</w:t>
-      </w:r>
+      <w:r>
+        <w:drawing>
+          <wp:anchor distT="0" distB="0" distL="114300" distR="114300" simplePos="0" relativeHeight="251661312" behindDoc="0" locked="0" layoutInCell="1" allowOverlap="1" wp14:anchorId="6BA158FE" wp14:editId="4831DE26">
+            <wp:simplePos x="0" y="0"/>
+            <wp:positionH relativeFrom="column">
+              <wp:posOffset>-92710</wp:posOffset>
+            </wp:positionH>
+            <wp:positionV relativeFrom="paragraph">
+              <wp:posOffset>350776</wp:posOffset>
+            </wp:positionV>
+            <wp:extent cx="5745480" cy="2991485"/>
+            <wp:effectExtent l="0" t="0" r="7620" b="0"/>
+            <wp:wrapSquare wrapText="bothSides"/>
+            <wp:docPr id="10" name="Resim 10"/>
+            <wp:cNvGraphicFramePr>
+              <a:graphicFrameLocks xmlns:a="http://schemas.openxmlformats.org/drawingml/2006/main" noChangeAspect="1"/>
+            </wp:cNvGraphicFramePr>
+            <a:graphic xmlns:a="http://schemas.openxmlformats.org/drawingml/2006/main">
+              <a:graphicData uri="http://schemas.openxmlformats.org/drawingml/2006/picture">
+                <pic:pic xmlns:pic="http://schemas.openxmlformats.org/drawingml/2006/picture">
+                  <pic:nvPicPr>
+                    <pic:cNvPr id="1" name=""/>
+                    <pic:cNvPicPr/>
+                  </pic:nvPicPr>
+                  <pic:blipFill>
+                    <a:blip r:embed="rId16">
+                      <a:extLst>
+                        <a:ext uri="{28A0092B-C50C-407E-A947-70E740481C1C}">
+                          <a14:useLocalDpi xmlns:a14="http://schemas.microsoft.com/office/drawing/2010/main" val="0"/>
+                        </a:ext>
+                      </a:extLst>
+                    </a:blip>
+                    <a:stretch>
+                      <a:fillRect/>
+                    </a:stretch>
+                  </pic:blipFill>
+                  <pic:spPr>
+                    <a:xfrm>
+                      <a:off x="0" y="0"/>
+                      <a:ext cx="5745480" cy="2991485"/>
+                    </a:xfrm>
+                    <a:prstGeom prst="rect">
+                      <a:avLst/>
+                    </a:prstGeom>
+                  </pic:spPr>
+                </pic:pic>
+              </a:graphicData>
+            </a:graphic>
+            <wp14:sizeRelH relativeFrom="margin">
+              <wp14:pctWidth>0</wp14:pctWidth>
+            </wp14:sizeRelH>
+            <wp14:sizeRelV relativeFrom="margin">
+              <wp14:pctHeight>0</wp14:pctHeight>
+            </wp14:sizeRelV>
+          </wp:anchor>
+        </w:drawing>
+      </w:r>
+    </w:p>
+    <w:p>
+      <w:pPr>
+        <w:pStyle w:val="NormalWeb"/>
+      </w:pPr>
+    </w:p>
+    <w:p>
+      <w:pPr>
+        <w:pStyle w:val="NormalWeb"/>
+      </w:pPr>
+    </w:p>
+    <w:p>
+      <w:pPr>
+        <w:pStyle w:val="NormalWeb"/>
+      </w:pPr>
+    </w:p>
+    <w:p>
+      <w:pPr>
+        <w:rPr>
+          <w:lang w:val="tr-TR"/>
+        </w:rPr>
+      </w:pPr>
     </w:p>
     <w:p>
       <w:pPr>
@@ -6463,6 +7264,7 @@
         <w:rPr>
           <w:lang w:val="tr-TR"/>
         </w:rPr>
+        <w:lastRenderedPageBreak/>
         <w:t xml:space="preserve">Uygulama Geliştirme ve </w:t>
       </w:r>
       <w:r>
@@ -6602,7 +7404,6 @@
         <w:rPr>
           <w:lang w:val="tr-TR"/>
         </w:rPr>
-        <w:lastRenderedPageBreak/>
         <w:t>Uygulama S</w:t>
       </w:r>
       <w:r>
@@ -7889,25 +8690,7 @@
                 <w:szCs w:val="20"/>
                 <w:lang w:val="tr-TR"/>
               </w:rPr>
-              <w:t xml:space="preserve"> </w:t>
-            </w:r>
-            <w:proofErr w:type="gramStart"/>
-            <w:r>
-              <w:rPr>
-                <w:sz w:val="20"/>
-                <w:szCs w:val="20"/>
-                <w:lang w:val="tr-TR"/>
-              </w:rPr>
-              <w:t>data</w:t>
-            </w:r>
-            <w:proofErr w:type="gramEnd"/>
-            <w:r>
-              <w:rPr>
-                <w:sz w:val="20"/>
-                <w:szCs w:val="20"/>
-                <w:lang w:val="tr-TR"/>
-              </w:rPr>
-              <w:t xml:space="preserve"> </w:t>
+              <w:t xml:space="preserve"> data </w:t>
             </w:r>
             <w:r>
               <w:rPr>
@@ -8608,6 +9391,7 @@
                 <w:szCs w:val="20"/>
                 <w:lang w:val="tr-TR"/>
               </w:rPr>
+              <w:lastRenderedPageBreak/>
               <w:t>4</w:t>
             </w:r>
           </w:p>
@@ -9091,7 +9875,7 @@
       </w:pPr>
     </w:p>
     <w:sectPr>
-      <w:footerReference w:type="default" r:id="rId8"/>
+      <w:footerReference w:type="default" r:id="rId17"/>
       <w:pgSz w:w="12240" w:h="15840"/>
       <w:pgMar w:top="1440" w:right="1800" w:bottom="1440" w:left="1800" w:header="708" w:footer="708" w:gutter="0"/>
       <w:pgNumType w:start="1"/>
@@ -9255,7 +10039,7 @@
             <w:szCs w:val="22"/>
             <w:lang w:val="tr-TR"/>
           </w:rPr>
-          <w:t>6</w:t>
+          <w:t>11</w:t>
         </w:r>
         <w:r>
           <w:rPr>
@@ -11400,6 +12184,106 @@
       <w:sz w:val="24"/>
     </w:rPr>
   </w:style>
+  <w:style w:type="character" w:customStyle="1" w:styleId="citation-393">
+    <w:name w:val="citation-393"/>
+    <w:basedOn w:val="VarsaylanParagrafYazTipi"/>
+    <w:rsid w:val="005E7FE2"/>
+  </w:style>
+  <w:style w:type="character" w:customStyle="1" w:styleId="citation-392">
+    <w:name w:val="citation-392"/>
+    <w:basedOn w:val="VarsaylanParagrafYazTipi"/>
+    <w:rsid w:val="005E7FE2"/>
+  </w:style>
+  <w:style w:type="character" w:customStyle="1" w:styleId="citation-391">
+    <w:name w:val="citation-391"/>
+    <w:basedOn w:val="VarsaylanParagrafYazTipi"/>
+    <w:rsid w:val="005E7FE2"/>
+  </w:style>
+  <w:style w:type="character" w:customStyle="1" w:styleId="citation-426">
+    <w:name w:val="citation-426"/>
+    <w:basedOn w:val="VarsaylanParagrafYazTipi"/>
+    <w:rsid w:val="00A31ED5"/>
+  </w:style>
+  <w:style w:type="character" w:customStyle="1" w:styleId="citation-425">
+    <w:name w:val="citation-425"/>
+    <w:basedOn w:val="VarsaylanParagrafYazTipi"/>
+    <w:rsid w:val="00A31ED5"/>
+  </w:style>
+  <w:style w:type="character" w:customStyle="1" w:styleId="citation-424">
+    <w:name w:val="citation-424"/>
+    <w:basedOn w:val="VarsaylanParagrafYazTipi"/>
+    <w:rsid w:val="00A31ED5"/>
+  </w:style>
+  <w:style w:type="character" w:customStyle="1" w:styleId="citation-467">
+    <w:name w:val="citation-467"/>
+    <w:basedOn w:val="VarsaylanParagrafYazTipi"/>
+    <w:rsid w:val="00C933FC"/>
+  </w:style>
+  <w:style w:type="character" w:customStyle="1" w:styleId="citation-466">
+    <w:name w:val="citation-466"/>
+    <w:basedOn w:val="VarsaylanParagrafYazTipi"/>
+    <w:rsid w:val="00C933FC"/>
+  </w:style>
+  <w:style w:type="character" w:customStyle="1" w:styleId="citation-465">
+    <w:name w:val="citation-465"/>
+    <w:basedOn w:val="VarsaylanParagrafYazTipi"/>
+    <w:rsid w:val="00C933FC"/>
+  </w:style>
+  <w:style w:type="character" w:customStyle="1" w:styleId="citation-550">
+    <w:name w:val="citation-550"/>
+    <w:basedOn w:val="VarsaylanParagrafYazTipi"/>
+    <w:rsid w:val="00A63155"/>
+  </w:style>
+  <w:style w:type="character" w:customStyle="1" w:styleId="citation-549">
+    <w:name w:val="citation-549"/>
+    <w:basedOn w:val="VarsaylanParagrafYazTipi"/>
+    <w:rsid w:val="00A63155"/>
+  </w:style>
+  <w:style w:type="character" w:customStyle="1" w:styleId="citation-548">
+    <w:name w:val="citation-548"/>
+    <w:basedOn w:val="VarsaylanParagrafYazTipi"/>
+    <w:rsid w:val="00A63155"/>
+  </w:style>
+  <w:style w:type="character" w:customStyle="1" w:styleId="citation-547">
+    <w:name w:val="citation-547"/>
+    <w:basedOn w:val="VarsaylanParagrafYazTipi"/>
+    <w:rsid w:val="00A63155"/>
+  </w:style>
+  <w:style w:type="character" w:customStyle="1" w:styleId="citation-546">
+    <w:name w:val="citation-546"/>
+    <w:basedOn w:val="VarsaylanParagrafYazTipi"/>
+    <w:rsid w:val="00A63155"/>
+  </w:style>
+  <w:style w:type="character" w:customStyle="1" w:styleId="citation-680">
+    <w:name w:val="citation-680"/>
+    <w:basedOn w:val="VarsaylanParagrafYazTipi"/>
+    <w:rsid w:val="00C72A18"/>
+  </w:style>
+  <w:style w:type="character" w:customStyle="1" w:styleId="citation-679">
+    <w:name w:val="citation-679"/>
+    <w:basedOn w:val="VarsaylanParagrafYazTipi"/>
+    <w:rsid w:val="00C72A18"/>
+  </w:style>
+  <w:style w:type="character" w:customStyle="1" w:styleId="citation-678">
+    <w:name w:val="citation-678"/>
+    <w:basedOn w:val="VarsaylanParagrafYazTipi"/>
+    <w:rsid w:val="00C72A18"/>
+  </w:style>
+  <w:style w:type="character" w:customStyle="1" w:styleId="citation-677">
+    <w:name w:val="citation-677"/>
+    <w:basedOn w:val="VarsaylanParagrafYazTipi"/>
+    <w:rsid w:val="00C72A18"/>
+  </w:style>
+  <w:style w:type="character" w:customStyle="1" w:styleId="citation-676">
+    <w:name w:val="citation-676"/>
+    <w:basedOn w:val="VarsaylanParagrafYazTipi"/>
+    <w:rsid w:val="00C72A18"/>
+  </w:style>
+  <w:style w:type="character" w:customStyle="1" w:styleId="citation-675">
+    <w:name w:val="citation-675"/>
+    <w:basedOn w:val="VarsaylanParagrafYazTipi"/>
+    <w:rsid w:val="00C72A18"/>
+  </w:style>
 </w:styles>
 </file>
 
@@ -11669,7 +12553,7 @@
 </file>
 
 <file path=customXml/itemProps1.xml><?xml version="1.0" encoding="utf-8"?>
-<ds:datastoreItem xmlns:ds="http://schemas.openxmlformats.org/officeDocument/2006/customXml" ds:itemID="{58B29F72-1112-4B8B-B48F-4E9DA6A4D06F}">
+<ds:datastoreItem xmlns:ds="http://schemas.openxmlformats.org/officeDocument/2006/customXml" ds:itemID="{07F8001E-A913-4125-8203-5C59D2F49E8B}">
   <ds:schemaRefs>
     <ds:schemaRef ds:uri="http://schemas.openxmlformats.org/officeDocument/2006/bibliography"/>
   </ds:schemaRefs>
